--- a/hin/docx/012.content.docx
+++ b/hin/docx/012.content.docx
@@ -150,26 +150,6 @@
           <w:lang w:val="hi_IN" w:bidi="hi_IN"/>
         </w:rPr>
         <w:t>च</w:t>
-      </w:r>
-      <w:r>
-        <w:rPr>
-          <w:lang w:val="hi_IN" w:bidi="hi_IN"/>
-        </w:rPr>
-      </w:r>
-    </w:p>
-    <w:p>
-      <w:pPr/>
-      <w:r>
-        <w:rPr>
-          <w:lang w:val="hi_IN" w:bidi="hi_IN"/>
-        </w:rPr>
-      </w:r>
-      <w:r>
-        <w:rPr>
-          <w:i/>
-          <w:lang w:val="hi_IN" w:bidi="hi_IN"/>
-        </w:rPr>
-        <w:t>चमत्कार, चरवाहा, चार विश्व साम्राज्य</w:t>
       </w:r>
       <w:r>
         <w:rPr>

--- a/hin/docx/012.content.docx
+++ b/hin/docx/012.content.docx
@@ -19,7 +19,7 @@
         <w:rPr>
           <w:lang w:val="hi_IN" w:bidi="hi_IN"/>
         </w:rPr>
-        <w:t>Resource: Study Notes - Themes (Tyndale)</w:t>
+        <w:t>Resource: Tyndale Open Study Notes</w:t>
       </w:r>
       <w:r>
         <w:rPr>
@@ -112,7 +112,7 @@
         <w:rPr>
           <w:lang w:val="hi_IN" w:bidi="hi_IN"/>
         </w:rPr>
-        <w:t>Study Notes - Themes (Tyndale)</w:t>
+        <w:t>Tyndale Open Study Notes</w:t>
       </w:r>
     </w:p>
     <w:p>

--- a/hin/docx/012.content.docx
+++ b/hin/docx/012.content.docx
@@ -149,7 +149,7 @@
         <w:rPr>
           <w:lang w:val="hi_IN" w:bidi="hi_IN"/>
         </w:rPr>
-        <w:t>च</w:t>
+        <w:t>छ</w:t>
       </w:r>
       <w:r>
         <w:rPr>
@@ -212,7 +212,7 @@
         <w:rPr>
           <w:lang w:val="hi_IN" w:bidi="hi_IN"/>
         </w:rPr>
-        <w:t>चमत्कार</w:t>
+        <w:t>छोटा सींग</w:t>
       </w:r>
       <w:r>
         <w:rPr>
@@ -231,7 +231,7 @@
         <w:rPr>
           <w:lang w:val="hi_IN" w:bidi="hi_IN"/>
         </w:rPr>
-        <w:t>बाइबल में अक्सर चमत्कार होते थे। ये विशेष रूप से मूसा के समय और एलिय्याह, एलीशा, यीशु और उनके प्रेरितों की सेवाओं के दौरान आम थे। बाइबल चमत्कारों को साबित करने की कोशिश नहीं करती। यह उन्हें सरलता से प्रस्तुत करती है। चमत्कार परमेश्वर की सृष्टि पर उनकी शक्ति और मनुष्य की आवश्यकताओं के प्रति उनकी करुणा को दर्शाते हैं।</w:t>
+        <w:t>भविष्यद्वक्ता दानिय्येल के दर्शन में जो छोटा सींग दिखाया गया है, वह एक राजा का प्रतिनिधित्व करता है। उसमें मनुष्यों जैसे गुण हैं, जैसे कि आँखें और मुँह। यह चित्रण अंतकालीन साहित्य के लिए विशिष्ट है।</w:t>
       </w:r>
     </w:p>
     <w:p>
@@ -245,133 +245,7 @@
         <w:rPr>
           <w:lang w:val="hi_IN" w:bidi="hi_IN"/>
         </w:rPr>
-        <w:t>चमत्कार लोगों को परमेश्वर में विश्वास करने के लिए प्रेरित कर सकते हैं (</w:t>
-      </w:r>
-      <w:hyperlink r:id="rId13">
-        <w:r>
-          <w:rPr>
-            <w:lang w:val="hi_IN" w:bidi="hi_IN"/>
-          </w:rPr>
-          <w:rPr>
-            <w:color w:val="0000EE"/>
-            <w:u w:val="single"/>
-          </w:rPr>
-          <w:t>यूह 2:23</w:t>
-        </w:r>
-      </w:hyperlink>
-      <w:r>
-        <w:rPr>
-          <w:lang w:val="hi_IN" w:bidi="hi_IN"/>
-        </w:rPr>
-        <w:t xml:space="preserve">)। परन्तु सच्चे विश्वास के लिए केवल एक चमत्कार देखने से अधिक की आवश्यकता होती है (देखें </w:t>
-      </w:r>
-      <w:hyperlink r:id="rId14">
-        <w:r>
-          <w:rPr>
-            <w:lang w:val="hi_IN" w:bidi="hi_IN"/>
-          </w:rPr>
-          <w:rPr>
-            <w:color w:val="0000EE"/>
-            <w:u w:val="single"/>
-          </w:rPr>
-          <w:t>यूह 12:37</w:t>
-        </w:r>
-      </w:hyperlink>
-      <w:r>
-        <w:rPr>
-          <w:lang w:val="hi_IN" w:bidi="hi_IN"/>
-        </w:rPr>
-        <w:t>)। चमत्कार हमें याद दिलाते हैं कि परमेश्वर के लिए कुछ भी असम्भव नहीं है (</w:t>
-      </w:r>
-      <w:hyperlink r:id="rId15">
-        <w:r>
-          <w:rPr>
-            <w:lang w:val="hi_IN" w:bidi="hi_IN"/>
-          </w:rPr>
-          <w:rPr>
-            <w:color w:val="0000EE"/>
-            <w:u w:val="single"/>
-          </w:rPr>
-          <w:t>मर 9:21–23</w:t>
-        </w:r>
-      </w:hyperlink>
-      <w:r>
-        <w:rPr>
-          <w:lang w:val="hi_IN" w:bidi="hi_IN"/>
-        </w:rPr>
-        <w:t xml:space="preserve">; तुलना करें </w:t>
-      </w:r>
-      <w:hyperlink r:id="rId16">
-        <w:r>
-          <w:rPr>
-            <w:lang w:val="hi_IN" w:bidi="hi_IN"/>
-          </w:rPr>
-          <w:rPr>
-            <w:color w:val="0000EE"/>
-            <w:u w:val="single"/>
-          </w:rPr>
-          <w:t>मत्ती 19:26</w:t>
-        </w:r>
-      </w:hyperlink>
-      <w:r>
-        <w:rPr>
-          <w:lang w:val="hi_IN" w:bidi="hi_IN"/>
-        </w:rPr>
-        <w:t xml:space="preserve">; </w:t>
-      </w:r>
-      <w:hyperlink r:id="rId17">
-        <w:r>
-          <w:rPr>
-            <w:lang w:val="hi_IN" w:bidi="hi_IN"/>
-          </w:rPr>
-          <w:rPr>
-            <w:color w:val="0000EE"/>
-            <w:u w:val="single"/>
-          </w:rPr>
-          <w:t>मर 10:27</w:t>
-        </w:r>
-      </w:hyperlink>
-      <w:r>
-        <w:rPr>
-          <w:lang w:val="hi_IN" w:bidi="hi_IN"/>
-        </w:rPr>
-        <w:t xml:space="preserve">; </w:t>
-      </w:r>
-      <w:hyperlink r:id="rId18">
-        <w:r>
-          <w:rPr>
-            <w:lang w:val="hi_IN" w:bidi="hi_IN"/>
-          </w:rPr>
-          <w:rPr>
-            <w:color w:val="0000EE"/>
-            <w:u w:val="single"/>
-          </w:rPr>
-          <w:t>लूका 1:37</w:t>
-        </w:r>
-      </w:hyperlink>
-      <w:r>
-        <w:rPr>
-          <w:lang w:val="hi_IN" w:bidi="hi_IN"/>
-        </w:rPr>
-        <w:t xml:space="preserve">; </w:t>
-      </w:r>
-      <w:hyperlink r:id="rId19">
-        <w:r>
-          <w:rPr>
-            <w:lang w:val="hi_IN" w:bidi="hi_IN"/>
-          </w:rPr>
-          <w:rPr>
-            <w:color w:val="0000EE"/>
-            <w:u w:val="single"/>
-          </w:rPr>
-          <w:t>18:27</w:t>
-        </w:r>
-      </w:hyperlink>
-      <w:r>
-        <w:rPr>
-          <w:lang w:val="hi_IN" w:bidi="hi_IN"/>
-        </w:rPr>
-        <w:t>)।</w:t>
+        <w:t>"अंतकालीन" शब्द यूनानी भाषा के एक शब्द से आया है, जिसका अर्थ है "प्रकट करना"। अतः इस प्रकार का सन्देश या लेखन परमेश्वर की छुपी हुई योजनाओं को प्रगट करता है। अंतकालीन साहित्य में कई बार रहस्यमय भाषा और चित्रों का प्रयोग होता है। यह छोटा सींग दानिय्येल का ध्यान आकर्षित करता है क्योंकि यह डींग मारनेवाली बातें करता है और अन्य राजाओं, परमेश्वर की प्रजा और परमप्रधान परमेश्वर के विरुद्ध हिंसक कार्य करता है।</w:t>
       </w:r>
     </w:p>
     <w:p>
@@ -385,9 +259,9 @@
         <w:rPr>
           <w:lang w:val="hi_IN" w:bidi="hi_IN"/>
         </w:rPr>
-        <w:t>यीशु ने अपनी सेवकाई के दौरान कई चमत्कार किए, जिनमें बीमारों को चंगा करना, दुष्ट आत्माओं को निकालना, प्रकृति पर नियन्त्रण करना, और मृतकों को पुनर्जीवित करना शामिल था। उन्होंने लोगों की आवश्यकताओं को पूरा करके उनके प्रति गहरा प्रेम दिखाया। कई लोग इन चमत्कारों के कारण उनका अनुसरण करते थे (</w:t>
-      </w:r>
-      <w:hyperlink r:id="rId20">
+        <w:t xml:space="preserve">छोटा सींग क्या है या कौन है? </w:t>
+      </w:r>
+      <w:hyperlink r:id="rId13">
         <w:r>
           <w:rPr>
             <w:lang w:val="hi_IN" w:bidi="hi_IN"/>
@@ -396,16 +270,16 @@
             <w:color w:val="0000EE"/>
             <w:u w:val="single"/>
           </w:rPr>
-          <w:t>यूह 6:2</w:t>
+          <w:t>दानिय्येल 7:8</w:t>
         </w:r>
       </w:hyperlink>
       <w:r>
         <w:rPr>
           <w:lang w:val="hi_IN" w:bidi="hi_IN"/>
         </w:rPr>
-        <w:t>)। फिर भी, उन्होंने केवल चमत्कारों के लिए उनका अनुसरण करने के खिलाफ चेतावनी दी (</w:t>
-      </w:r>
-      <w:hyperlink r:id="rId21">
+        <w:t xml:space="preserve"> में छोटा सींग </w:t>
+      </w:r>
+      <w:hyperlink r:id="rId14">
         <w:r>
           <w:rPr>
             <w:lang w:val="hi_IN" w:bidi="hi_IN"/>
@@ -414,7 +288,97 @@
             <w:color w:val="0000EE"/>
             <w:u w:val="single"/>
           </w:rPr>
-          <w:t>यूह 6:26</w:t>
+          <w:t>9:27</w:t>
+        </w:r>
+      </w:hyperlink>
+      <w:r>
+        <w:rPr>
+          <w:lang w:val="hi_IN" w:bidi="hi_IN"/>
+        </w:rPr>
+        <w:t xml:space="preserve"> और </w:t>
+      </w:r>
+      <w:hyperlink r:id="rId15">
+        <w:r>
+          <w:rPr>
+            <w:lang w:val="hi_IN" w:bidi="hi_IN"/>
+          </w:rPr>
+          <w:rPr>
+            <w:color w:val="0000EE"/>
+            <w:u w:val="single"/>
+          </w:rPr>
+          <w:t>11:40–45</w:t>
+        </w:r>
+      </w:hyperlink>
+      <w:r>
+        <w:rPr>
+          <w:lang w:val="hi_IN" w:bidi="hi_IN"/>
+        </w:rPr>
+        <w:t xml:space="preserve"> में दुष्ट व्यक्तियों से जुड़ा हुआ है। अंतिओकस IV एपिफेनस में </w:t>
+      </w:r>
+      <w:hyperlink r:id="rId13">
+        <w:r>
+          <w:rPr>
+            <w:lang w:val="hi_IN" w:bidi="hi_IN"/>
+          </w:rPr>
+          <w:rPr>
+            <w:color w:val="0000EE"/>
+            <w:u w:val="single"/>
+          </w:rPr>
+          <w:t>7:8</w:t>
+        </w:r>
+      </w:hyperlink>
+      <w:r>
+        <w:rPr>
+          <w:lang w:val="hi_IN" w:bidi="hi_IN"/>
+        </w:rPr>
+        <w:t xml:space="preserve"> के छोटे सींग के जैसी कुछ विशेषताएँ पाई जाती हैं, लेकिन वे समान नहीं हैं (</w:t>
+      </w:r>
+      <w:hyperlink r:id="rId16">
+        <w:r>
+          <w:rPr>
+            <w:lang w:val="hi_IN" w:bidi="hi_IN"/>
+          </w:rPr>
+          <w:rPr>
+            <w:color w:val="0000EE"/>
+            <w:u w:val="single"/>
+          </w:rPr>
+          <w:t>8:9–14</w:t>
+        </w:r>
+      </w:hyperlink>
+      <w:r>
+        <w:rPr>
+          <w:lang w:val="hi_IN" w:bidi="hi_IN"/>
+        </w:rPr>
+        <w:t xml:space="preserve">, </w:t>
+      </w:r>
+      <w:hyperlink r:id="rId17">
+        <w:r>
+          <w:rPr>
+            <w:lang w:val="hi_IN" w:bidi="hi_IN"/>
+          </w:rPr>
+          <w:rPr>
+            <w:color w:val="0000EE"/>
+            <w:u w:val="single"/>
+          </w:rPr>
+          <w:t>23–25</w:t>
+        </w:r>
+      </w:hyperlink>
+      <w:r>
+        <w:rPr>
+          <w:lang w:val="hi_IN" w:bidi="hi_IN"/>
+        </w:rPr>
+        <w:t xml:space="preserve">; </w:t>
+      </w:r>
+      <w:hyperlink r:id="rId18">
+        <w:r>
+          <w:rPr>
+            <w:lang w:val="hi_IN" w:bidi="hi_IN"/>
+          </w:rPr>
+          <w:rPr>
+            <w:color w:val="0000EE"/>
+            <w:u w:val="single"/>
+          </w:rPr>
+          <w:t>11:21–39</w:t>
         </w:r>
       </w:hyperlink>
       <w:r>
@@ -435,281 +399,7 @@
         <w:rPr>
           <w:lang w:val="hi_IN" w:bidi="hi_IN"/>
         </w:rPr>
-        <w:t>यीशु से सम्बन्धित तीन सबसे महान चमत्कार हैं:</w:t>
-      </w:r>
-    </w:p>
-    <w:p>
-      <w:pPr>
-        <w:pStyle w:val="ListNumber"/>
-        <w:numPr>
-          <w:ilvl w:val="0"/>
-          <w:numId w:val="14"/>
-        </w:numPr>
-        <w:spacing w:line="240" w:lineRule="auto"/>
-        <w:ind w:left="720"/>
-      </w:pPr>
-      <w:r>
-        <w:rPr>
-          <w:lang w:val="hi_IN" w:bidi="hi_IN"/>
-        </w:rPr>
-      </w:r>
-      <w:r>
-        <w:rPr>
-          <w:lang w:val="hi_IN" w:bidi="hi_IN"/>
-        </w:rPr>
-        <w:t>उनका आगमन परमेश्वर के "वचन" के रूप में मानव शरीर में हुआ (</w:t>
-      </w:r>
-      <w:hyperlink r:id="rId22">
-        <w:r>
-          <w:rPr>
-            <w:lang w:val="hi_IN" w:bidi="hi_IN"/>
-          </w:rPr>
-          <w:rPr>
-            <w:color w:val="0000EE"/>
-            <w:u w:val="single"/>
-          </w:rPr>
-          <w:t>यूह 1:14</w:t>
-        </w:r>
-      </w:hyperlink>
-      <w:r>
-        <w:rPr>
-          <w:lang w:val="hi_IN" w:bidi="hi_IN"/>
-        </w:rPr>
-        <w:t>)।</w:t>
-      </w:r>
-    </w:p>
-    <w:p>
-      <w:pPr>
-        <w:pStyle w:val="ListNumber"/>
-        <w:spacing w:line="240" w:lineRule="auto"/>
-        <w:ind w:left="720"/>
-      </w:pPr>
-      <w:r>
-        <w:rPr>
-          <w:lang w:val="hi_IN" w:bidi="hi_IN"/>
-        </w:rPr>
-      </w:r>
-      <w:r>
-        <w:rPr>
-          <w:lang w:val="hi_IN" w:bidi="hi_IN"/>
-        </w:rPr>
-        <w:t>मृतकों में से उनका पुनरुत्थान (</w:t>
-      </w:r>
-      <w:hyperlink r:id="rId23">
-        <w:r>
-          <w:rPr>
-            <w:lang w:val="hi_IN" w:bidi="hi_IN"/>
-          </w:rPr>
-          <w:rPr>
-            <w:color w:val="0000EE"/>
-            <w:u w:val="single"/>
-          </w:rPr>
-          <w:t>मत्ती 28</w:t>
-        </w:r>
-      </w:hyperlink>
-      <w:r>
-        <w:rPr>
-          <w:lang w:val="hi_IN" w:bidi="hi_IN"/>
-        </w:rPr>
-        <w:t xml:space="preserve">; </w:t>
-      </w:r>
-      <w:hyperlink r:id="rId24">
-        <w:r>
-          <w:rPr>
-            <w:lang w:val="hi_IN" w:bidi="hi_IN"/>
-          </w:rPr>
-          <w:rPr>
-            <w:color w:val="0000EE"/>
-            <w:u w:val="single"/>
-          </w:rPr>
-          <w:t>मर 16:1–8</w:t>
-        </w:r>
-      </w:hyperlink>
-      <w:r>
-        <w:rPr>
-          <w:lang w:val="hi_IN" w:bidi="hi_IN"/>
-        </w:rPr>
-        <w:t xml:space="preserve">; </w:t>
-      </w:r>
-      <w:hyperlink r:id="rId25">
-        <w:r>
-          <w:rPr>
-            <w:lang w:val="hi_IN" w:bidi="hi_IN"/>
-          </w:rPr>
-          <w:rPr>
-            <w:color w:val="0000EE"/>
-            <w:u w:val="single"/>
-          </w:rPr>
-          <w:t>लूका 24:1–53</w:t>
-        </w:r>
-      </w:hyperlink>
-      <w:r>
-        <w:rPr>
-          <w:lang w:val="hi_IN" w:bidi="hi_IN"/>
-        </w:rPr>
-        <w:t xml:space="preserve">; </w:t>
-      </w:r>
-      <w:hyperlink r:id="rId26">
-        <w:r>
-          <w:rPr>
-            <w:lang w:val="hi_IN" w:bidi="hi_IN"/>
-          </w:rPr>
-          <w:rPr>
-            <w:color w:val="0000EE"/>
-            <w:u w:val="single"/>
-          </w:rPr>
-          <w:t>यूह 20:1–31</w:t>
-        </w:r>
-      </w:hyperlink>
-      <w:r>
-        <w:rPr>
-          <w:lang w:val="hi_IN" w:bidi="hi_IN"/>
-        </w:rPr>
-        <w:t xml:space="preserve">; </w:t>
-      </w:r>
-      <w:hyperlink r:id="rId27">
-        <w:r>
-          <w:rPr>
-            <w:lang w:val="hi_IN" w:bidi="hi_IN"/>
-          </w:rPr>
-          <w:rPr>
-            <w:color w:val="0000EE"/>
-            <w:u w:val="single"/>
-          </w:rPr>
-          <w:t>प्रेरि 1:3</w:t>
-        </w:r>
-      </w:hyperlink>
-      <w:r>
-        <w:rPr>
-          <w:lang w:val="hi_IN" w:bidi="hi_IN"/>
-        </w:rPr>
-        <w:t xml:space="preserve">; </w:t>
-      </w:r>
-      <w:hyperlink r:id="rId28">
-        <w:r>
-          <w:rPr>
-            <w:lang w:val="hi_IN" w:bidi="hi_IN"/>
-          </w:rPr>
-          <w:rPr>
-            <w:color w:val="0000EE"/>
-            <w:u w:val="single"/>
-          </w:rPr>
-          <w:t>1 कुरि 15:3–8</w:t>
-        </w:r>
-      </w:hyperlink>
-      <w:r>
-        <w:rPr>
-          <w:lang w:val="hi_IN" w:bidi="hi_IN"/>
-        </w:rPr>
-        <w:t xml:space="preserve">; यह भी देखें </w:t>
-      </w:r>
-      <w:hyperlink r:id="rId29">
-        <w:r>
-          <w:rPr>
-            <w:lang w:val="hi_IN" w:bidi="hi_IN"/>
-          </w:rPr>
-          <w:rPr>
-            <w:color w:val="0000EE"/>
-            <w:u w:val="single"/>
-          </w:rPr>
-          <w:t>प्रेरि 23:6</w:t>
-        </w:r>
-      </w:hyperlink>
-      <w:r>
-        <w:rPr>
-          <w:lang w:val="hi_IN" w:bidi="hi_IN"/>
-        </w:rPr>
-        <w:t xml:space="preserve">; </w:t>
-      </w:r>
-      <w:hyperlink r:id="rId30">
-        <w:r>
-          <w:rPr>
-            <w:lang w:val="hi_IN" w:bidi="hi_IN"/>
-          </w:rPr>
-          <w:rPr>
-            <w:color w:val="0000EE"/>
-            <w:u w:val="single"/>
-          </w:rPr>
-          <w:t>26:8</w:t>
-        </w:r>
-      </w:hyperlink>
-      <w:r>
-        <w:rPr>
-          <w:lang w:val="hi_IN" w:bidi="hi_IN"/>
-        </w:rPr>
-        <w:t>)।</w:t>
-      </w:r>
-    </w:p>
-    <w:p>
-      <w:pPr>
-        <w:pStyle w:val="ListNumber"/>
-        <w:spacing w:line="240" w:lineRule="auto"/>
-        <w:ind w:left="720"/>
-      </w:pPr>
-      <w:r>
-        <w:rPr>
-          <w:lang w:val="hi_IN" w:bidi="hi_IN"/>
-        </w:rPr>
-      </w:r>
-      <w:r>
-        <w:rPr>
-          <w:lang w:val="hi_IN" w:bidi="hi_IN"/>
-        </w:rPr>
-        <w:t>आत्मिक नया जन्म का चमत्कार (</w:t>
-      </w:r>
-      <w:hyperlink r:id="rId31">
-        <w:r>
-          <w:rPr>
-            <w:lang w:val="hi_IN" w:bidi="hi_IN"/>
-          </w:rPr>
-          <w:rPr>
-            <w:color w:val="0000EE"/>
-            <w:u w:val="single"/>
-          </w:rPr>
-          <w:t>यूह 3:3–8</w:t>
-        </w:r>
-      </w:hyperlink>
-      <w:r>
-        <w:rPr>
-          <w:lang w:val="hi_IN" w:bidi="hi_IN"/>
-        </w:rPr>
-        <w:t xml:space="preserve">; </w:t>
-      </w:r>
-      <w:hyperlink r:id="rId32">
-        <w:r>
-          <w:rPr>
-            <w:lang w:val="hi_IN" w:bidi="hi_IN"/>
-          </w:rPr>
-          <w:rPr>
-            <w:color w:val="0000EE"/>
-            <w:u w:val="single"/>
-          </w:rPr>
-          <w:t>गला 2:20</w:t>
-        </w:r>
-      </w:hyperlink>
-      <w:r>
-        <w:rPr>
-          <w:lang w:val="hi_IN" w:bidi="hi_IN"/>
-        </w:rPr>
-        <w:t xml:space="preserve">; </w:t>
-      </w:r>
-      <w:hyperlink r:id="rId33">
-        <w:r>
-          <w:rPr>
-            <w:lang w:val="hi_IN" w:bidi="hi_IN"/>
-          </w:rPr>
-          <w:rPr>
-            <w:color w:val="0000EE"/>
-            <w:u w:val="single"/>
-          </w:rPr>
-          <w:t>इफि 2:8–10</w:t>
-        </w:r>
-      </w:hyperlink>
-      <w:r>
-        <w:rPr>
-          <w:lang w:val="hi_IN" w:bidi="hi_IN"/>
-        </w:rPr>
-        <w:t>)।</w:t>
+        <w:t>प्राचीन और आधुनिक दोनों व्याख्याकार मानते हैं कि यह छोटा सींग भविष्य में आनेवाला मसीह विरोधी (ऐसा शक्तिशाली अगुवा जो परमेश्वर और उनकी प्रजा का कठोर विरोध करेगा) का प्रतीक है। कुछ लोग मानते हैं कि यूनानी और रोमी साम्राज्यों के कुछ ऐतिहासिक व्यक्ति, जैसे अंतिओकस चतुर्थ एपिफेनस, नीरो, कालीगुला, और डोमिनिशियन ने इस दर्शन को आंशिक रूप से पूरा किया है। इस दृष्टिकोण के अनुसार, भविष्य में आनेवाला यह व्यक्ति कोई दुष्टात्मा या शैतान नहीं, बल्कि एक मनुष्य होगा।</w:t>
       </w:r>
     </w:p>
     <w:p>
@@ -723,9 +413,9 @@
         <w:rPr>
           <w:lang w:val="hi_IN" w:bidi="hi_IN"/>
         </w:rPr>
-        <w:t>यीशु संसार को बचाने और पापों के लिए मरने के लिए इस संसार में आए, और इस प्रकार उन्होंने मनुष्यजाति के प्रति परमेश्वर का महान प्रेम प्रकट किया (</w:t>
-      </w:r>
-      <w:hyperlink r:id="rId34">
+        <w:t xml:space="preserve">कुछ लोग उस छोटे सींग को परमेश्वर और उसके लोगों का विरोध करने वाली बुराई का प्रतीक मानते हैं। कुछ व्याख्याकार मानते हैं कि इस दर्शन को कोई एक व्यक्ति पूरा नहीं करेगा। इसके बजाय, वे मानते हैं कि यह संसार में बुरी शक्तियों का प्रतिनिधित्व करता है। अन्य लोग मानते हैं कि मसीह विरोधी पहले ही प्रगट हो चुका है। नया नियम इस विचार का सुझाव देता है कि मसीह विरोधी के विचार की एक अन्तिम पूर्ति होगी (देखें </w:t>
+      </w:r>
+      <w:hyperlink r:id="rId19">
         <w:r>
           <w:rPr>
             <w:lang w:val="hi_IN" w:bidi="hi_IN"/>
@@ -734,7 +424,7 @@
             <w:color w:val="0000EE"/>
             <w:u w:val="single"/>
           </w:rPr>
-          <w:t>यूह 3:16</w:t>
+          <w:t>2 थिस्स 2:3–12</w:t>
         </w:r>
       </w:hyperlink>
       <w:r>
@@ -743,7 +433,7 @@
         </w:rPr>
         <w:t xml:space="preserve">; </w:t>
       </w:r>
-      <w:hyperlink r:id="rId35">
+      <w:hyperlink r:id="rId20">
         <w:r>
           <w:rPr>
             <w:lang w:val="hi_IN" w:bidi="hi_IN"/>
@@ -752,7 +442,7 @@
             <w:color w:val="0000EE"/>
             <w:u w:val="single"/>
           </w:rPr>
-          <w:t>रोम 5:8</w:t>
+          <w:t>1 यूह 2:18</w:t>
         </w:r>
       </w:hyperlink>
       <w:r>
@@ -761,7 +451,7 @@
         </w:rPr>
         <w:t xml:space="preserve">; </w:t>
       </w:r>
-      <w:hyperlink r:id="rId36">
+      <w:hyperlink r:id="rId21">
         <w:r>
           <w:rPr>
             <w:lang w:val="hi_IN" w:bidi="hi_IN"/>
@@ -770,7 +460,7 @@
             <w:color w:val="0000EE"/>
             <w:u w:val="single"/>
           </w:rPr>
-          <w:t>8:32</w:t>
+          <w:t>4:3</w:t>
         </w:r>
       </w:hyperlink>
       <w:r>
@@ -779,7 +469,7 @@
         </w:rPr>
         <w:t xml:space="preserve">; </w:t>
       </w:r>
-      <w:hyperlink r:id="rId37">
+      <w:hyperlink r:id="rId22">
         <w:r>
           <w:rPr>
             <w:lang w:val="hi_IN" w:bidi="hi_IN"/>
@@ -788,7 +478,7 @@
             <w:color w:val="0000EE"/>
             <w:u w:val="single"/>
           </w:rPr>
-          <w:t>इफि 2:4–5</w:t>
+          <w:t>2 यूह 1:7</w:t>
         </w:r>
       </w:hyperlink>
       <w:r>
@@ -797,7 +487,7 @@
         </w:rPr>
         <w:t xml:space="preserve">; </w:t>
       </w:r>
-      <w:hyperlink r:id="rId38">
+      <w:hyperlink r:id="rId23">
         <w:r>
           <w:rPr>
             <w:lang w:val="hi_IN" w:bidi="hi_IN"/>
@@ -806,16 +496,16 @@
             <w:color w:val="0000EE"/>
             <w:u w:val="single"/>
           </w:rPr>
-          <w:t>1 यूह 3:1–2</w:t>
+          <w:t>प्रका 13:1</w:t>
         </w:r>
       </w:hyperlink>
       <w:r>
         <w:rPr>
           <w:lang w:val="hi_IN" w:bidi="hi_IN"/>
         </w:rPr>
-        <w:t>)। परमेश्वर द्वारा यीशु को मृतकों में से पुनर्जीवित करना मृत्यु पर उनकी शक्ति को दर्शाता है और हमें अनन्त जीवन की आशा देता है (</w:t>
-      </w:r>
-      <w:hyperlink r:id="rId39">
+        <w:t xml:space="preserve">, </w:t>
+      </w:r>
+      <w:hyperlink r:id="rId24">
         <w:r>
           <w:rPr>
             <w:lang w:val="hi_IN" w:bidi="hi_IN"/>
@@ -824,16 +514,16 @@
             <w:color w:val="0000EE"/>
             <w:u w:val="single"/>
           </w:rPr>
-          <w:t>1 पत 1:3–9</w:t>
+          <w:t>5</w:t>
         </w:r>
       </w:hyperlink>
       <w:r>
         <w:rPr>
           <w:lang w:val="hi_IN" w:bidi="hi_IN"/>
         </w:rPr>
-        <w:t>)। जो कोई भी यीशु मसीह को उद्धारकर्ता और प्रभु के रूप में विश्वास करता है, वह परमेश्वर की सन्तान बनकर नया जन्म लेता है और अनन्त जीवन प्राप्त करता है (</w:t>
-      </w:r>
-      <w:hyperlink r:id="rId40">
+        <w:t xml:space="preserve">; </w:t>
+      </w:r>
+      <w:hyperlink r:id="rId25">
         <w:r>
           <w:rPr>
             <w:lang w:val="hi_IN" w:bidi="hi_IN"/>
@@ -842,7 +532,7 @@
             <w:color w:val="0000EE"/>
             <w:u w:val="single"/>
           </w:rPr>
-          <w:t>यूह 1:12</w:t>
+          <w:t>16:13–14</w:t>
         </w:r>
       </w:hyperlink>
       <w:r>
@@ -851,7 +541,7 @@
         </w:rPr>
         <w:t xml:space="preserve">; </w:t>
       </w:r>
-      <w:hyperlink r:id="rId41">
+      <w:hyperlink r:id="rId26">
         <w:r>
           <w:rPr>
             <w:lang w:val="hi_IN" w:bidi="hi_IN"/>
@@ -860,7 +550,7 @@
             <w:color w:val="0000EE"/>
             <w:u w:val="single"/>
           </w:rPr>
-          <w:t>3:36</w:t>
+          <w:t>17:11</w:t>
         </w:r>
       </w:hyperlink>
       <w:r>
@@ -869,7 +559,7 @@
         </w:rPr>
         <w:t xml:space="preserve">; </w:t>
       </w:r>
-      <w:hyperlink r:id="rId42">
+      <w:hyperlink r:id="rId27">
         <w:r>
           <w:rPr>
             <w:lang w:val="hi_IN" w:bidi="hi_IN"/>
@@ -878,7 +568,7 @@
             <w:color w:val="0000EE"/>
             <w:u w:val="single"/>
           </w:rPr>
-          <w:t>रोम 5:1–2</w:t>
+          <w:t>19:20–21</w:t>
         </w:r>
       </w:hyperlink>
       <w:r>
@@ -887,7 +577,7 @@
         </w:rPr>
         <w:t xml:space="preserve">; </w:t>
       </w:r>
-      <w:hyperlink r:id="rId43">
+      <w:hyperlink r:id="rId28">
         <w:r>
           <w:rPr>
             <w:lang w:val="hi_IN" w:bidi="hi_IN"/>
@@ -896,7 +586,7 @@
             <w:color w:val="0000EE"/>
             <w:u w:val="single"/>
           </w:rPr>
-          <w:t>1 यूह 5:11–13</w:t>
+          <w:t>20:10</w:t>
         </w:r>
       </w:hyperlink>
       <w:r>
@@ -917,9 +607,9 @@
         <w:rPr>
           <w:lang w:val="hi_IN" w:bidi="hi_IN"/>
         </w:rPr>
-        <w:t xml:space="preserve">यीशु के चमत्कारी कार्य उनके अनुयायियों के माध्यम से जारी रहे, जैसा कि प्रेरितों के काम की पुस्तक में दर्शाया गया है (उदाहरण के लिए, </w:t>
-      </w:r>
-      <w:hyperlink r:id="rId44">
+        <w:t>यह छोटा सींग परमेश्वर के लोगों को स्मरण कराता है कि बुराई परमेश्वर और उसके लोगों का तीव्र विरोध करती है। यहाँ उल्लेखित राजा, संसार के राज्यों पर अधिकार कर लेता है (</w:t>
+      </w:r>
+      <w:hyperlink r:id="rId13">
         <w:r>
           <w:rPr>
             <w:lang w:val="hi_IN" w:bidi="hi_IN"/>
@@ -928,16 +618,16 @@
             <w:color w:val="0000EE"/>
             <w:u w:val="single"/>
           </w:rPr>
-          <w:t>प्रेरि 3:1–11</w:t>
+          <w:t>दानि 7:8</w:t>
         </w:r>
       </w:hyperlink>
       <w:r>
         <w:rPr>
           <w:lang w:val="hi_IN" w:bidi="hi_IN"/>
         </w:rPr>
-        <w:t xml:space="preserve">; </w:t>
-      </w:r>
-      <w:hyperlink r:id="rId45">
+        <w:t>)। फिर भी उसकी बुराई की व्यवस्था विजयी नहीं होगी क्योंकि परमेश्वर उस बुराई का नाश कर देंगे। परमेश्वर के लोग इस बात में सांत्वना पा सकते हैं कि बुराई का यह समय अधिक देर तक नहीं रहेगा (</w:t>
+      </w:r>
+      <w:hyperlink r:id="rId29">
         <w:r>
           <w:rPr>
             <w:lang w:val="hi_IN" w:bidi="hi_IN"/>
@@ -946,16 +636,16 @@
             <w:color w:val="0000EE"/>
             <w:u w:val="single"/>
           </w:rPr>
-          <w:t>5:12–15</w:t>
+          <w:t>प्रका 12:12</w:t>
         </w:r>
       </w:hyperlink>
       <w:r>
         <w:rPr>
           <w:lang w:val="hi_IN" w:bidi="hi_IN"/>
         </w:rPr>
-        <w:t xml:space="preserve">; </w:t>
-      </w:r>
-      <w:hyperlink r:id="rId46">
+        <w:t>)। परमेश्वर इस दुष्ट राज्य के कार्यों को नाश कर देंगे (</w:t>
+      </w:r>
+      <w:hyperlink r:id="rId30">
         <w:r>
           <w:rPr>
             <w:lang w:val="hi_IN" w:bidi="hi_IN"/>
@@ -964,115 +654,7 @@
             <w:color w:val="0000EE"/>
             <w:u w:val="single"/>
           </w:rPr>
-          <w:t>6:8</w:t>
-        </w:r>
-      </w:hyperlink>
-      <w:r>
-        <w:rPr>
-          <w:lang w:val="hi_IN" w:bidi="hi_IN"/>
-        </w:rPr>
-        <w:t xml:space="preserve">; </w:t>
-      </w:r>
-      <w:hyperlink r:id="rId47">
-        <w:r>
-          <w:rPr>
-            <w:lang w:val="hi_IN" w:bidi="hi_IN"/>
-          </w:rPr>
-          <w:rPr>
-            <w:color w:val="0000EE"/>
-            <w:u w:val="single"/>
-          </w:rPr>
-          <w:t>8:6–7</w:t>
-        </w:r>
-      </w:hyperlink>
-      <w:r>
-        <w:rPr>
-          <w:lang w:val="hi_IN" w:bidi="hi_IN"/>
-        </w:rPr>
-        <w:t xml:space="preserve">; </w:t>
-      </w:r>
-      <w:hyperlink r:id="rId48">
-        <w:r>
-          <w:rPr>
-            <w:lang w:val="hi_IN" w:bidi="hi_IN"/>
-          </w:rPr>
-          <w:rPr>
-            <w:color w:val="0000EE"/>
-            <w:u w:val="single"/>
-          </w:rPr>
-          <w:t>9:32–42</w:t>
-        </w:r>
-      </w:hyperlink>
-      <w:r>
-        <w:rPr>
-          <w:lang w:val="hi_IN" w:bidi="hi_IN"/>
-        </w:rPr>
-        <w:t xml:space="preserve">; </w:t>
-      </w:r>
-      <w:hyperlink r:id="rId49">
-        <w:r>
-          <w:rPr>
-            <w:lang w:val="hi_IN" w:bidi="hi_IN"/>
-          </w:rPr>
-          <w:rPr>
-            <w:color w:val="0000EE"/>
-            <w:u w:val="single"/>
-          </w:rPr>
-          <w:t>14:3</w:t>
-        </w:r>
-      </w:hyperlink>
-      <w:r>
-        <w:rPr>
-          <w:lang w:val="hi_IN" w:bidi="hi_IN"/>
-        </w:rPr>
-        <w:t>)। पवित्र आत्मा से परिपूर्ण होकर, प्रेरितों और अन्य मसीही अगुवों ने मसीही सन्देश की शक्ति और सत्यता को प्रदर्शित करने के लिए इन चमत्कारों को किया (</w:t>
-      </w:r>
-      <w:hyperlink r:id="rId49">
-        <w:r>
-          <w:rPr>
-            <w:lang w:val="hi_IN" w:bidi="hi_IN"/>
-          </w:rPr>
-          <w:rPr>
-            <w:color w:val="0000EE"/>
-            <w:u w:val="single"/>
-          </w:rPr>
-          <w:t>14:3</w:t>
-        </w:r>
-      </w:hyperlink>
-      <w:r>
-        <w:rPr>
-          <w:lang w:val="hi_IN" w:bidi="hi_IN"/>
-        </w:rPr>
-        <w:t xml:space="preserve">; देखें </w:t>
-      </w:r>
-      <w:hyperlink r:id="rId50">
-        <w:r>
-          <w:rPr>
-            <w:lang w:val="hi_IN" w:bidi="hi_IN"/>
-          </w:rPr>
-          <w:rPr>
-            <w:color w:val="0000EE"/>
-            <w:u w:val="single"/>
-          </w:rPr>
-          <w:t>यूह 3:2</w:t>
-        </w:r>
-      </w:hyperlink>
-      <w:r>
-        <w:rPr>
-          <w:lang w:val="hi_IN" w:bidi="hi_IN"/>
-        </w:rPr>
-        <w:t xml:space="preserve">; </w:t>
-      </w:r>
-      <w:hyperlink r:id="rId51">
-        <w:r>
-          <w:rPr>
-            <w:lang w:val="hi_IN" w:bidi="hi_IN"/>
-          </w:rPr>
-          <w:rPr>
-            <w:color w:val="0000EE"/>
-            <w:u w:val="single"/>
-          </w:rPr>
-          <w:t>इब्रा 2:4</w:t>
+          <w:t>दानि 7:11–12</w:t>
         </w:r>
       </w:hyperlink>
       <w:r>
@@ -1091,10 +673,63 @@
       </w:r>
       <w:r>
         <w:rPr>
-          <w:u w:val="single"/>
-          <w:lang w:val="hi_IN" w:bidi="hi_IN"/>
-        </w:rPr>
-        <w:t>अधिक अध्ययन के लिए पद्द्यांश</w:t>
+          <w:lang w:val="hi_IN" w:bidi="hi_IN"/>
+        </w:rPr>
+        <w:t xml:space="preserve">परमेश्वर के चुने हुए शासक को, जो "मनुष्य के पुत्र के समान" दिखाई देता है (अर्थात् एक मनुष्य के समान दिखता है), परमेश्वर द्वारा अधिकार दिया गया है (जिन्हें इस दर्शन में "अति प्राचीन" कहा गया है; </w:t>
+      </w:r>
+      <w:hyperlink r:id="rId31">
+        <w:r>
+          <w:rPr>
+            <w:lang w:val="hi_IN" w:bidi="hi_IN"/>
+          </w:rPr>
+          <w:rPr>
+            <w:color w:val="0000EE"/>
+            <w:u w:val="single"/>
+          </w:rPr>
+          <w:t>दानि 7:13–14</w:t>
+        </w:r>
+      </w:hyperlink>
+      <w:r>
+        <w:rPr>
+          <w:lang w:val="hi_IN" w:bidi="hi_IN"/>
+        </w:rPr>
+        <w:t xml:space="preserve">)। वह परमेश्वर की स्वीकृति और सामर्थ से राज्य करेंगे और उनका राज्य सदा बना रहेगा, एक ऐसा राज्य जो अविनाशी होगा। परमेश्वर अपने लोगों को धीरज धरने और विश्वासयोग्य बने रहने के लिए प्रोत्साहित करते हैं। वे एक धार्मिक राज्य की आशा में जीते हैं जहाँ परमेश्वर उनके बीच निवास करेंगे (देखें </w:t>
+      </w:r>
+      <w:hyperlink r:id="rId32">
+        <w:r>
+          <w:rPr>
+            <w:lang w:val="hi_IN" w:bidi="hi_IN"/>
+          </w:rPr>
+          <w:rPr>
+            <w:color w:val="0000EE"/>
+            <w:u w:val="single"/>
+          </w:rPr>
+          <w:t>प्रका 21:3</w:t>
+        </w:r>
+      </w:hyperlink>
+      <w:r>
+        <w:rPr>
+          <w:lang w:val="hi_IN" w:bidi="hi_IN"/>
+        </w:rPr>
+        <w:t>)। "सेनाओं के और यहोवा की धुन के द्वारा यह हो जाएगा" (</w:t>
+      </w:r>
+      <w:hyperlink r:id="rId33">
+        <w:r>
+          <w:rPr>
+            <w:lang w:val="hi_IN" w:bidi="hi_IN"/>
+          </w:rPr>
+          <w:rPr>
+            <w:color w:val="0000EE"/>
+            <w:u w:val="single"/>
+          </w:rPr>
+          <w:t>यशा 9:7</w:t>
+        </w:r>
+      </w:hyperlink>
+      <w:r>
+        <w:rPr>
+          <w:lang w:val="hi_IN" w:bidi="hi_IN"/>
+        </w:rPr>
+        <w:t>)।</w:t>
       </w:r>
     </w:p>
     <w:p>
@@ -1104,459 +739,12 @@
           <w:lang w:val="hi_IN" w:bidi="hi_IN"/>
         </w:rPr>
       </w:r>
-      <w:hyperlink r:id="rId52">
-        <w:r>
-          <w:rPr>
-            <w:lang w:val="hi_IN" w:bidi="hi_IN"/>
-          </w:rPr>
-          <w:rPr>
-            <w:color w:val="0000EE"/>
-            <w:u w:val="single"/>
-          </w:rPr>
-          <w:t>मत्ती 19:23–26</w:t>
-        </w:r>
-      </w:hyperlink>
-      <w:r>
-        <w:rPr>
-          <w:lang w:val="hi_IN" w:bidi="hi_IN"/>
-        </w:rPr>
-        <w:t xml:space="preserve">; </w:t>
-      </w:r>
-      <w:hyperlink r:id="rId23">
-        <w:r>
-          <w:rPr>
-            <w:lang w:val="hi_IN" w:bidi="hi_IN"/>
-          </w:rPr>
-          <w:rPr>
-            <w:color w:val="0000EE"/>
-            <w:u w:val="single"/>
-          </w:rPr>
-          <w:t>28:1–20</w:t>
-        </w:r>
-      </w:hyperlink>
-      <w:r>
-        <w:rPr>
-          <w:lang w:val="hi_IN" w:bidi="hi_IN"/>
-        </w:rPr>
-        <w:t xml:space="preserve">; </w:t>
-      </w:r>
-      <w:hyperlink r:id="rId53">
-        <w:r>
-          <w:rPr>
-            <w:lang w:val="hi_IN" w:bidi="hi_IN"/>
-          </w:rPr>
-          <w:rPr>
-            <w:color w:val="0000EE"/>
-            <w:u w:val="single"/>
-          </w:rPr>
-          <w:t>मरकुस 10:23–27</w:t>
-        </w:r>
-      </w:hyperlink>
-      <w:r>
-        <w:rPr>
-          <w:lang w:val="hi_IN" w:bidi="hi_IN"/>
-        </w:rPr>
-        <w:t xml:space="preserve">; </w:t>
-      </w:r>
-      <w:hyperlink r:id="rId54">
-        <w:r>
-          <w:rPr>
-            <w:lang w:val="hi_IN" w:bidi="hi_IN"/>
-          </w:rPr>
-          <w:rPr>
-            <w:color w:val="0000EE"/>
-            <w:u w:val="single"/>
-          </w:rPr>
-          <w:t>लूका 1:30–38</w:t>
-        </w:r>
-      </w:hyperlink>
-      <w:r>
-        <w:rPr>
-          <w:lang w:val="hi_IN" w:bidi="hi_IN"/>
-        </w:rPr>
-        <w:t xml:space="preserve">; </w:t>
-      </w:r>
-      <w:hyperlink r:id="rId55">
-        <w:r>
-          <w:rPr>
-            <w:lang w:val="hi_IN" w:bidi="hi_IN"/>
-          </w:rPr>
-          <w:rPr>
-            <w:color w:val="0000EE"/>
-            <w:u w:val="single"/>
-          </w:rPr>
-          <w:t>18:24–27</w:t>
-        </w:r>
-      </w:hyperlink>
-      <w:r>
-        <w:rPr>
-          <w:lang w:val="hi_IN" w:bidi="hi_IN"/>
-        </w:rPr>
-        <w:t xml:space="preserve">; </w:t>
-      </w:r>
-      <w:hyperlink r:id="rId25">
-        <w:r>
-          <w:rPr>
-            <w:lang w:val="hi_IN" w:bidi="hi_IN"/>
-          </w:rPr>
-          <w:rPr>
-            <w:color w:val="0000EE"/>
-            <w:u w:val="single"/>
-          </w:rPr>
-          <w:t>24:1–53</w:t>
-        </w:r>
-      </w:hyperlink>
-      <w:r>
-        <w:rPr>
-          <w:lang w:val="hi_IN" w:bidi="hi_IN"/>
-        </w:rPr>
-        <w:t xml:space="preserve">; </w:t>
-      </w:r>
-      <w:hyperlink r:id="rId56">
-        <w:r>
-          <w:rPr>
-            <w:lang w:val="hi_IN" w:bidi="hi_IN"/>
-          </w:rPr>
-          <w:rPr>
-            <w:color w:val="0000EE"/>
-            <w:u w:val="single"/>
-          </w:rPr>
-          <w:t>यूहन्ना 1:12–14</w:t>
-        </w:r>
-      </w:hyperlink>
-      <w:r>
-        <w:rPr>
-          <w:lang w:val="hi_IN" w:bidi="hi_IN"/>
-        </w:rPr>
-        <w:t xml:space="preserve">; </w:t>
-      </w:r>
-      <w:hyperlink r:id="rId57">
-        <w:r>
-          <w:rPr>
-            <w:lang w:val="hi_IN" w:bidi="hi_IN"/>
-          </w:rPr>
-          <w:rPr>
-            <w:color w:val="0000EE"/>
-            <w:u w:val="single"/>
-          </w:rPr>
-          <w:t>3:2–8</w:t>
-        </w:r>
-      </w:hyperlink>
-      <w:r>
-        <w:rPr>
-          <w:lang w:val="hi_IN" w:bidi="hi_IN"/>
-        </w:rPr>
-        <w:t xml:space="preserve">, </w:t>
-      </w:r>
-      <w:hyperlink r:id="rId34">
-        <w:r>
-          <w:rPr>
-            <w:lang w:val="hi_IN" w:bidi="hi_IN"/>
-          </w:rPr>
-          <w:rPr>
-            <w:color w:val="0000EE"/>
-            <w:u w:val="single"/>
-          </w:rPr>
-          <w:t>16</w:t>
-        </w:r>
-      </w:hyperlink>
-      <w:r>
-        <w:rPr>
-          <w:lang w:val="hi_IN" w:bidi="hi_IN"/>
-        </w:rPr>
-        <w:t xml:space="preserve">; </w:t>
-      </w:r>
-      <w:hyperlink r:id="rId58">
-        <w:r>
-          <w:rPr>
-            <w:lang w:val="hi_IN" w:bidi="hi_IN"/>
-          </w:rPr>
-          <w:rPr>
-            <w:color w:val="0000EE"/>
-            <w:u w:val="single"/>
-          </w:rPr>
-          <w:t>20:1–21:25</w:t>
-        </w:r>
-      </w:hyperlink>
-      <w:r>
-        <w:rPr>
-          <w:lang w:val="hi_IN" w:bidi="hi_IN"/>
-        </w:rPr>
-        <w:t xml:space="preserve">; </w:t>
-      </w:r>
-      <w:hyperlink r:id="rId59">
-        <w:r>
-          <w:rPr>
-            <w:lang w:val="hi_IN" w:bidi="hi_IN"/>
-          </w:rPr>
-          <w:rPr>
-            <w:color w:val="0000EE"/>
-            <w:u w:val="single"/>
-          </w:rPr>
-          <w:t>प्रेरितों के काम 4:29–31</w:t>
-        </w:r>
-      </w:hyperlink>
-      <w:r>
-        <w:rPr>
-          <w:lang w:val="hi_IN" w:bidi="hi_IN"/>
-        </w:rPr>
-        <w:t xml:space="preserve">; </w:t>
-      </w:r>
-      <w:hyperlink r:id="rId60">
-        <w:r>
-          <w:rPr>
-            <w:lang w:val="hi_IN" w:bidi="hi_IN"/>
-          </w:rPr>
-          <w:rPr>
-            <w:color w:val="0000EE"/>
-            <w:u w:val="single"/>
-          </w:rPr>
-          <w:t>5:12–16</w:t>
-        </w:r>
-      </w:hyperlink>
-      <w:r>
-        <w:rPr>
-          <w:lang w:val="hi_IN" w:bidi="hi_IN"/>
-        </w:rPr>
-        <w:t xml:space="preserve">; </w:t>
-      </w:r>
-      <w:hyperlink r:id="rId46">
-        <w:r>
-          <w:rPr>
-            <w:lang w:val="hi_IN" w:bidi="hi_IN"/>
-          </w:rPr>
-          <w:rPr>
-            <w:color w:val="0000EE"/>
-            <w:u w:val="single"/>
-          </w:rPr>
-          <w:t>6:8</w:t>
-        </w:r>
-      </w:hyperlink>
-      <w:r>
-        <w:rPr>
-          <w:lang w:val="hi_IN" w:bidi="hi_IN"/>
-        </w:rPr>
-        <w:t xml:space="preserve">; </w:t>
-      </w:r>
-      <w:hyperlink r:id="rId61">
-        <w:r>
-          <w:rPr>
-            <w:lang w:val="hi_IN" w:bidi="hi_IN"/>
-          </w:rPr>
-          <w:rPr>
-            <w:color w:val="0000EE"/>
-            <w:u w:val="single"/>
-          </w:rPr>
-          <w:t>8:4–23</w:t>
-        </w:r>
-      </w:hyperlink>
-      <w:r>
-        <w:rPr>
-          <w:lang w:val="hi_IN" w:bidi="hi_IN"/>
-        </w:rPr>
-        <w:t xml:space="preserve">; </w:t>
-      </w:r>
-      <w:hyperlink r:id="rId48">
-        <w:r>
-          <w:rPr>
-            <w:lang w:val="hi_IN" w:bidi="hi_IN"/>
-          </w:rPr>
-          <w:rPr>
-            <w:color w:val="0000EE"/>
-            <w:u w:val="single"/>
-          </w:rPr>
-          <w:t>9:32–42</w:t>
-        </w:r>
-      </w:hyperlink>
-      <w:r>
-        <w:rPr>
-          <w:lang w:val="hi_IN" w:bidi="hi_IN"/>
-        </w:rPr>
-        <w:t xml:space="preserve">; </w:t>
-      </w:r>
-      <w:hyperlink r:id="rId62">
-        <w:r>
-          <w:rPr>
-            <w:lang w:val="hi_IN" w:bidi="hi_IN"/>
-          </w:rPr>
-          <w:rPr>
-            <w:color w:val="0000EE"/>
-            <w:u w:val="single"/>
-          </w:rPr>
-          <w:t>14:3–4</w:t>
-        </w:r>
-      </w:hyperlink>
-      <w:r>
-        <w:rPr>
-          <w:lang w:val="hi_IN" w:bidi="hi_IN"/>
-        </w:rPr>
-        <w:t xml:space="preserve">; </w:t>
-      </w:r>
-      <w:hyperlink r:id="rId30">
-        <w:r>
-          <w:rPr>
-            <w:lang w:val="hi_IN" w:bidi="hi_IN"/>
-          </w:rPr>
-          <w:rPr>
-            <w:color w:val="0000EE"/>
-            <w:u w:val="single"/>
-          </w:rPr>
-          <w:t>26:8</w:t>
-        </w:r>
-      </w:hyperlink>
-      <w:r>
-        <w:rPr>
-          <w:lang w:val="hi_IN" w:bidi="hi_IN"/>
-        </w:rPr>
-        <w:t xml:space="preserve">; </w:t>
-      </w:r>
-      <w:hyperlink r:id="rId63">
-        <w:r>
-          <w:rPr>
-            <w:lang w:val="hi_IN" w:bidi="hi_IN"/>
-          </w:rPr>
-          <w:rPr>
-            <w:color w:val="0000EE"/>
-            <w:u w:val="single"/>
-          </w:rPr>
-          <w:t>रोमियों 5:1</w:t>
-        </w:r>
-      </w:hyperlink>
-      <w:r>
-        <w:rPr>
-          <w:lang w:val="hi_IN" w:bidi="hi_IN"/>
-        </w:rPr>
-        <w:t xml:space="preserve">, </w:t>
-      </w:r>
-      <w:hyperlink r:id="rId35">
-        <w:r>
-          <w:rPr>
-            <w:lang w:val="hi_IN" w:bidi="hi_IN"/>
-          </w:rPr>
-          <w:rPr>
-            <w:color w:val="0000EE"/>
-            <w:u w:val="single"/>
-          </w:rPr>
-          <w:t>8</w:t>
-        </w:r>
-      </w:hyperlink>
-      <w:r>
-        <w:rPr>
-          <w:lang w:val="hi_IN" w:bidi="hi_IN"/>
-        </w:rPr>
-        <w:t xml:space="preserve">; </w:t>
-      </w:r>
-      <w:hyperlink r:id="rId36">
-        <w:r>
-          <w:rPr>
-            <w:lang w:val="hi_IN" w:bidi="hi_IN"/>
-          </w:rPr>
-          <w:rPr>
-            <w:color w:val="0000EE"/>
-            <w:u w:val="single"/>
-          </w:rPr>
-          <w:t>8:32</w:t>
-        </w:r>
-      </w:hyperlink>
-      <w:r>
-        <w:rPr>
-          <w:lang w:val="hi_IN" w:bidi="hi_IN"/>
-        </w:rPr>
-        <w:t xml:space="preserve">; </w:t>
-      </w:r>
-      <w:hyperlink r:id="rId37">
-        <w:r>
-          <w:rPr>
-            <w:lang w:val="hi_IN" w:bidi="hi_IN"/>
-          </w:rPr>
-          <w:rPr>
-            <w:color w:val="0000EE"/>
-            <w:u w:val="single"/>
-          </w:rPr>
-          <w:t>इफिसियों 2:4–5</w:t>
-        </w:r>
-      </w:hyperlink>
-      <w:r>
-        <w:rPr>
-          <w:lang w:val="hi_IN" w:bidi="hi_IN"/>
-        </w:rPr>
-        <w:t xml:space="preserve">, </w:t>
-      </w:r>
-      <w:hyperlink r:id="rId33">
-        <w:r>
-          <w:rPr>
-            <w:lang w:val="hi_IN" w:bidi="hi_IN"/>
-          </w:rPr>
-          <w:rPr>
-            <w:color w:val="0000EE"/>
-            <w:u w:val="single"/>
-          </w:rPr>
-          <w:t>8–10</w:t>
-        </w:r>
-      </w:hyperlink>
-      <w:r>
-        <w:rPr>
-          <w:lang w:val="hi_IN" w:bidi="hi_IN"/>
-        </w:rPr>
-        <w:t xml:space="preserve">; </w:t>
-      </w:r>
-      <w:hyperlink r:id="rId51">
-        <w:r>
-          <w:rPr>
-            <w:lang w:val="hi_IN" w:bidi="hi_IN"/>
-          </w:rPr>
-          <w:rPr>
-            <w:color w:val="0000EE"/>
-            <w:u w:val="single"/>
-          </w:rPr>
-          <w:t>इब्रानियों 2:4</w:t>
-        </w:r>
-      </w:hyperlink>
-      <w:r>
-        <w:rPr>
-          <w:lang w:val="hi_IN" w:bidi="hi_IN"/>
-        </w:rPr>
-        <w:t xml:space="preserve">; </w:t>
-      </w:r>
-      <w:hyperlink r:id="rId64">
-        <w:r>
-          <w:rPr>
-            <w:lang w:val="hi_IN" w:bidi="hi_IN"/>
-          </w:rPr>
-          <w:rPr>
-            <w:color w:val="0000EE"/>
-            <w:u w:val="single"/>
-          </w:rPr>
-          <w:t>1 पतरस 1:3–5</w:t>
-        </w:r>
-      </w:hyperlink>
-      <w:r>
-        <w:rPr>
-          <w:lang w:val="hi_IN" w:bidi="hi_IN"/>
-        </w:rPr>
-        <w:t xml:space="preserve">; </w:t>
-      </w:r>
-      <w:hyperlink r:id="rId65">
-        <w:r>
-          <w:rPr>
-            <w:lang w:val="hi_IN" w:bidi="hi_IN"/>
-          </w:rPr>
-          <w:rPr>
-            <w:color w:val="0000EE"/>
-            <w:u w:val="single"/>
-          </w:rPr>
-          <w:t>1 यूहन्ना 5:12–13</w:t>
-        </w:r>
-      </w:hyperlink>
-      <w:r>
-        <w:rPr>
-          <w:lang w:val="hi_IN" w:bidi="hi_IN"/>
-        </w:rPr>
-      </w:r>
-      <w:r>
-        <w:rPr>
-          <w:lang w:val="hi_IN" w:bidi="hi_IN"/>
-        </w:rPr>
+      <w:r>
+        <w:rPr>
+          <w:u w:val="single"/>
+          <w:lang w:val="hi_IN" w:bidi="hi_IN"/>
+        </w:rPr>
+        <w:t>अधिक अध्ययन के लिए अंश</w:t>
       </w:r>
     </w:p>
     <w:p>
@@ -1566,37 +754,7 @@
           <w:lang w:val="hi_IN" w:bidi="hi_IN"/>
         </w:rPr>
       </w:r>
-    </w:p>
-    <w:p>
-      <w:pPr>
-        <w:pStyle w:val="Heading2"/>
-      </w:pPr>
-      <w:r>
-        <w:rPr>
-          <w:lang w:val="hi_IN" w:bidi="hi_IN"/>
-        </w:rPr>
-        <w:t>चरवाहा</w:t>
-      </w:r>
-      <w:r>
-        <w:rPr>
-          <w:lang w:val="hi_IN" w:bidi="hi_IN"/>
-        </w:rPr>
-      </w:r>
-    </w:p>
-    <w:p>
-      <w:pPr/>
-      <w:r>
-        <w:rPr>
-          <w:lang w:val="hi_IN" w:bidi="hi_IN"/>
-        </w:rPr>
-      </w:r>
-      <w:r>
-        <w:rPr>
-          <w:lang w:val="hi_IN" w:bidi="hi_IN"/>
-        </w:rPr>
-        <w:t>प्राचीन यहूदी समाज में, जो चरवाहे भेड़ या बकरियों की देखभाल करते थे, वे अत्यन्त महत्वपूर्ण थे। चरवाहे प्राचीन पश्चिमी एशिया में अनिवार्य थे। हर सुबह, चरवाहे भेड़-बकरियों को बाहर ले जाते थे (</w:t>
-      </w:r>
-      <w:hyperlink r:id="rId66">
+      <w:hyperlink r:id="rId13">
         <w:r>
           <w:rPr>
             <w:lang w:val="hi_IN" w:bidi="hi_IN"/>
@@ -1605,16 +763,16 @@
             <w:color w:val="0000EE"/>
             <w:u w:val="single"/>
           </w:rPr>
-          <w:t>यूह 10:2–4</w:t>
+          <w:t>दानिय्येल 7:8</w:t>
         </w:r>
       </w:hyperlink>
       <w:r>
         <w:rPr>
           <w:lang w:val="hi_IN" w:bidi="hi_IN"/>
         </w:rPr>
-        <w:t>)। वे घास और पानी ढूंढते और उन्हें वन पशुओं से बचाते थे (</w:t>
-      </w:r>
-      <w:hyperlink r:id="rId67">
+        <w:t xml:space="preserve">, </w:t>
+      </w:r>
+      <w:hyperlink r:id="rId34">
         <w:r>
           <w:rPr>
             <w:lang w:val="hi_IN" w:bidi="hi_IN"/>
@@ -1623,16 +781,16 @@
             <w:color w:val="0000EE"/>
             <w:u w:val="single"/>
           </w:rPr>
-          <w:t>आमो 3:12</w:t>
+          <w:t>11</w:t>
         </w:r>
       </w:hyperlink>
       <w:r>
         <w:rPr>
           <w:lang w:val="hi_IN" w:bidi="hi_IN"/>
         </w:rPr>
-        <w:t>)। वे उन भेड़-बकरियों की खोज करते और उन्हें वापस लाते जो भटक जातीं थी (</w:t>
-      </w:r>
-      <w:hyperlink r:id="rId68">
+        <w:t xml:space="preserve">, </w:t>
+      </w:r>
+      <w:hyperlink r:id="rId35">
         <w:r>
           <w:rPr>
             <w:lang w:val="hi_IN" w:bidi="hi_IN"/>
@@ -1641,16 +799,16 @@
             <w:color w:val="0000EE"/>
             <w:u w:val="single"/>
           </w:rPr>
-          <w:t>यहेज 34:8</w:t>
+          <w:t>20–21</w:t>
         </w:r>
       </w:hyperlink>
       <w:r>
         <w:rPr>
           <w:lang w:val="hi_IN" w:bidi="hi_IN"/>
         </w:rPr>
-        <w:t xml:space="preserve">; </w:t>
-      </w:r>
-      <w:hyperlink r:id="rId69">
+        <w:t xml:space="preserve">, </w:t>
+      </w:r>
+      <w:hyperlink r:id="rId36">
         <w:r>
           <w:rPr>
             <w:lang w:val="hi_IN" w:bidi="hi_IN"/>
@@ -1659,43 +817,16 @@
             <w:color w:val="0000EE"/>
             <w:u w:val="single"/>
           </w:rPr>
-          <w:t>मत्ती 18:12</w:t>
+          <w:t>24–26</w:t>
         </w:r>
       </w:hyperlink>
       <w:r>
         <w:rPr>
           <w:lang w:val="hi_IN" w:bidi="hi_IN"/>
         </w:rPr>
-        <w:t>)। वे हर शाम भेड़-बकरियों को बाड़े में वापस लाते थे।</w:t>
-      </w:r>
-    </w:p>
-    <w:p>
-      <w:pPr/>
-      <w:r>
-        <w:rPr>
-          <w:lang w:val="hi_IN" w:bidi="hi_IN"/>
-        </w:rPr>
-      </w:r>
-      <w:r>
-        <w:rPr>
-          <w:lang w:val="hi_IN" w:bidi="hi_IN"/>
-        </w:rPr>
-        <w:t xml:space="preserve">शब्द </w:t>
-      </w:r>
-      <w:r>
-        <w:rPr>
-          <w:i/>
-          <w:lang w:val="hi_IN" w:bidi="hi_IN"/>
-        </w:rPr>
-        <w:t>चरवाहा</w:t>
-      </w:r>
-      <w:r>
-        <w:rPr>
-          <w:lang w:val="hi_IN" w:bidi="hi_IN"/>
-        </w:rPr>
-        <w:t xml:space="preserve"> शासक के लिए एक सामान्य शब्द बन गया है। लोग अक्सर अश्शूर, बेबीलोन, और मिस्र के राजाओं को चरवाहा कहते थे क्योंकि वे अपने लोगों की रक्षा करते थे। यह रूपक पुराने नियम में भी आम है (</w:t>
-      </w:r>
-      <w:hyperlink r:id="rId70">
+        <w:t xml:space="preserve">; </w:t>
+      </w:r>
+      <w:hyperlink r:id="rId37">
         <w:r>
           <w:rPr>
             <w:lang w:val="hi_IN" w:bidi="hi_IN"/>
@@ -1704,7 +835,7 @@
             <w:color w:val="0000EE"/>
             <w:u w:val="single"/>
           </w:rPr>
-          <w:t>गिन 27:17</w:t>
+          <w:t>8:9–12</w:t>
         </w:r>
       </w:hyperlink>
       <w:r>
@@ -1713,7 +844,7 @@
         </w:rPr>
         <w:t xml:space="preserve">; </w:t>
       </w:r>
-      <w:hyperlink r:id="rId71">
+      <w:hyperlink r:id="rId38">
         <w:r>
           <w:rPr>
             <w:lang w:val="hi_IN" w:bidi="hi_IN"/>
@@ -1722,7 +853,7 @@
             <w:color w:val="0000EE"/>
             <w:u w:val="single"/>
           </w:rPr>
-          <w:t>1 रा 22:17</w:t>
+          <w:t>9:26–27</w:t>
         </w:r>
       </w:hyperlink>
       <w:r>
@@ -1731,7 +862,7 @@
         </w:rPr>
         <w:t xml:space="preserve">; </w:t>
       </w:r>
-      <w:hyperlink r:id="rId72">
+      <w:hyperlink r:id="rId39">
         <w:r>
           <w:rPr>
             <w:lang w:val="hi_IN" w:bidi="hi_IN"/>
@@ -1740,7 +871,7 @@
             <w:color w:val="0000EE"/>
             <w:u w:val="single"/>
           </w:rPr>
-          <w:t>यिर्म 10:21</w:t>
+          <w:t>मरकुस 13:14</w:t>
         </w:r>
       </w:hyperlink>
       <w:r>
@@ -1749,7 +880,7 @@
         </w:rPr>
         <w:t xml:space="preserve">; </w:t>
       </w:r>
-      <w:hyperlink r:id="rId73">
+      <w:hyperlink r:id="rId40">
         <w:r>
           <w:rPr>
             <w:lang w:val="hi_IN" w:bidi="hi_IN"/>
@@ -1758,7 +889,7 @@
             <w:color w:val="0000EE"/>
             <w:u w:val="single"/>
           </w:rPr>
-          <w:t>23:1–2</w:t>
+          <w:t>2 थिस्सलुनीकियों 2:5–12</w:t>
         </w:r>
       </w:hyperlink>
       <w:r>
@@ -1767,7 +898,7 @@
         </w:rPr>
         <w:t xml:space="preserve">; </w:t>
       </w:r>
-      <w:hyperlink r:id="rId74">
+      <w:hyperlink r:id="rId22">
         <w:r>
           <w:rPr>
             <w:lang w:val="hi_IN" w:bidi="hi_IN"/>
@@ -1776,30 +907,16 @@
             <w:color w:val="0000EE"/>
             <w:u w:val="single"/>
           </w:rPr>
-          <w:t>यहेज 34:1–10</w:t>
+          <w:t>2 यूहन्ना 1:7</w:t>
         </w:r>
       </w:hyperlink>
       <w:r>
         <w:rPr>
           <w:lang w:val="hi_IN" w:bidi="hi_IN"/>
         </w:rPr>
-        <w:t>)।</w:t>
-      </w:r>
-    </w:p>
-    <w:p>
-      <w:pPr/>
-      <w:r>
-        <w:rPr>
-          <w:lang w:val="hi_IN" w:bidi="hi_IN"/>
-        </w:rPr>
-      </w:r>
-      <w:r>
-        <w:rPr>
-          <w:lang w:val="hi_IN" w:bidi="hi_IN"/>
-        </w:rPr>
-        <w:t>पुराना नियम परमेश्वर को इस्राएल का "चरवाहा" मानता है, जो अपने लोगों की भलाई के हर पहलू की देखभाल करते हैं (</w:t>
-      </w:r>
-      <w:hyperlink r:id="rId75">
+        <w:t xml:space="preserve">; </w:t>
+      </w:r>
+      <w:hyperlink r:id="rId41">
         <w:r>
           <w:rPr>
             <w:lang w:val="hi_IN" w:bidi="hi_IN"/>
@@ -1808,7 +925,7 @@
             <w:color w:val="0000EE"/>
             <w:u w:val="single"/>
           </w:rPr>
-          <w:t>उत 49:24</w:t>
+          <w:t>प्रकाशितवाक्य 13:1–10</w:t>
         </w:r>
       </w:hyperlink>
       <w:r>
@@ -1817,7 +934,7 @@
         </w:rPr>
         <w:t xml:space="preserve">; </w:t>
       </w:r>
-      <w:hyperlink r:id="rId76">
+      <w:hyperlink r:id="rId28">
         <w:r>
           <w:rPr>
             <w:lang w:val="hi_IN" w:bidi="hi_IN"/>
@@ -1826,1203 +943,7 @@
             <w:color w:val="0000EE"/>
             <w:u w:val="single"/>
           </w:rPr>
-          <w:t>भज 23:1</w:t>
-        </w:r>
-      </w:hyperlink>
-      <w:r>
-        <w:rPr>
-          <w:lang w:val="hi_IN" w:bidi="hi_IN"/>
-        </w:rPr>
-        <w:t xml:space="preserve">; </w:t>
-      </w:r>
-      <w:hyperlink r:id="rId77">
-        <w:r>
-          <w:rPr>
-            <w:lang w:val="hi_IN" w:bidi="hi_IN"/>
-          </w:rPr>
-          <w:rPr>
-            <w:color w:val="0000EE"/>
-            <w:u w:val="single"/>
-          </w:rPr>
-          <w:t>80:1</w:t>
-        </w:r>
-      </w:hyperlink>
-      <w:r>
-        <w:rPr>
-          <w:lang w:val="hi_IN" w:bidi="hi_IN"/>
-        </w:rPr>
-        <w:t xml:space="preserve">; </w:t>
-      </w:r>
-      <w:hyperlink r:id="rId78">
-        <w:r>
-          <w:rPr>
-            <w:lang w:val="hi_IN" w:bidi="hi_IN"/>
-          </w:rPr>
-          <w:rPr>
-            <w:color w:val="0000EE"/>
-            <w:u w:val="single"/>
-          </w:rPr>
-          <w:t>यशा 40:11</w:t>
-        </w:r>
-      </w:hyperlink>
-      <w:r>
-        <w:rPr>
-          <w:lang w:val="hi_IN" w:bidi="hi_IN"/>
-        </w:rPr>
-        <w:t>)। परमेश्वर स्वयं अपनी भेड़-बकरियों की देखभाल करेंगे (</w:t>
-      </w:r>
-      <w:hyperlink r:id="rId79">
-        <w:r>
-          <w:rPr>
-            <w:lang w:val="hi_IN" w:bidi="hi_IN"/>
-          </w:rPr>
-          <w:rPr>
-            <w:color w:val="0000EE"/>
-            <w:u w:val="single"/>
-          </w:rPr>
-          <w:t>यिर्म 23:3</w:t>
-        </w:r>
-      </w:hyperlink>
-      <w:r>
-        <w:rPr>
-          <w:lang w:val="hi_IN" w:bidi="hi_IN"/>
-        </w:rPr>
-        <w:t xml:space="preserve">; </w:t>
-      </w:r>
-      <w:hyperlink r:id="rId80">
-        <w:r>
-          <w:rPr>
-            <w:lang w:val="hi_IN" w:bidi="hi_IN"/>
-          </w:rPr>
-          <w:rPr>
-            <w:color w:val="0000EE"/>
-            <w:u w:val="single"/>
-          </w:rPr>
-          <w:t>31:10</w:t>
-        </w:r>
-      </w:hyperlink>
-      <w:r>
-        <w:rPr>
-          <w:lang w:val="hi_IN" w:bidi="hi_IN"/>
-        </w:rPr>
-        <w:t xml:space="preserve">; </w:t>
-      </w:r>
-      <w:hyperlink r:id="rId81">
-        <w:r>
-          <w:rPr>
-            <w:lang w:val="hi_IN" w:bidi="hi_IN"/>
-          </w:rPr>
-          <w:rPr>
-            <w:color w:val="0000EE"/>
-            <w:u w:val="single"/>
-          </w:rPr>
-          <w:t>यहेज 34:11–22</w:t>
-        </w:r>
-      </w:hyperlink>
-      <w:r>
-        <w:rPr>
-          <w:lang w:val="hi_IN" w:bidi="hi_IN"/>
-        </w:rPr>
-        <w:t>)। उन्होंने यह वादा किया कि वह ऐसे विश्वासयोग्य अगुवे देंगे जो उनके लोगों की देखभाल करेंगे (</w:t>
-      </w:r>
-      <w:hyperlink r:id="rId82">
-        <w:r>
-          <w:rPr>
-            <w:lang w:val="hi_IN" w:bidi="hi_IN"/>
-          </w:rPr>
-          <w:rPr>
-            <w:color w:val="0000EE"/>
-            <w:u w:val="single"/>
-          </w:rPr>
-          <w:t>यिर्म 3:15</w:t>
-        </w:r>
-      </w:hyperlink>
-      <w:r>
-        <w:rPr>
-          <w:lang w:val="hi_IN" w:bidi="hi_IN"/>
-        </w:rPr>
-        <w:t xml:space="preserve">; </w:t>
-      </w:r>
-      <w:hyperlink r:id="rId83">
-        <w:r>
-          <w:rPr>
-            <w:lang w:val="hi_IN" w:bidi="hi_IN"/>
-          </w:rPr>
-          <w:rPr>
-            <w:color w:val="0000EE"/>
-            <w:u w:val="single"/>
-          </w:rPr>
-          <w:t>23:4</w:t>
-        </w:r>
-      </w:hyperlink>
-      <w:r>
-        <w:rPr>
-          <w:lang w:val="hi_IN" w:bidi="hi_IN"/>
-        </w:rPr>
-        <w:t>)।</w:t>
-      </w:r>
-    </w:p>
-    <w:p>
-      <w:pPr/>
-      <w:r>
-        <w:rPr>
-          <w:lang w:val="hi_IN" w:bidi="hi_IN"/>
-        </w:rPr>
-      </w:r>
-      <w:r>
-        <w:rPr>
-          <w:lang w:val="hi_IN" w:bidi="hi_IN"/>
-        </w:rPr>
-        <w:t xml:space="preserve">जब इस्राएल के प्रारम्भिक अगुवे अविश्वासी थे, परमेश्वर अपने सेवक दाऊद को एक विश्वासी अगुवे के रूप में चुना। बाद में उन्होंने दाऊद के वंशजों को इस्राएल के ऊपर अगुवा के रूप में स्थापित करने का वादा किया (देखें </w:t>
-      </w:r>
-      <w:hyperlink r:id="rId84">
-        <w:r>
-          <w:rPr>
-            <w:lang w:val="hi_IN" w:bidi="hi_IN"/>
-          </w:rPr>
-          <w:rPr>
-            <w:color w:val="0000EE"/>
-            <w:u w:val="single"/>
-          </w:rPr>
-          <w:t>यहेज 34:23–24</w:t>
-        </w:r>
-      </w:hyperlink>
-      <w:r>
-        <w:rPr>
-          <w:lang w:val="hi_IN" w:bidi="hi_IN"/>
-        </w:rPr>
-        <w:t xml:space="preserve">)। भविष्यद्वक्ता यिर्मयाह के समय तक, </w:t>
-      </w:r>
-      <w:r>
-        <w:rPr>
-          <w:i/>
-          <w:lang w:val="hi_IN" w:bidi="hi_IN"/>
-        </w:rPr>
-        <w:t>चरवाहा</w:t>
-      </w:r>
-      <w:r>
-        <w:rPr>
-          <w:lang w:val="hi_IN" w:bidi="hi_IN"/>
-        </w:rPr>
-        <w:t xml:space="preserve"> आने वाले मसीह (परमेश्वर के चुने हुए) के लिए प्रयुक्त होने लगा था।</w:t>
-      </w:r>
-    </w:p>
-    <w:p>
-      <w:pPr/>
-      <w:r>
-        <w:rPr>
-          <w:lang w:val="hi_IN" w:bidi="hi_IN"/>
-        </w:rPr>
-      </w:r>
-      <w:r>
-        <w:rPr>
-          <w:lang w:val="hi_IN" w:bidi="hi_IN"/>
-        </w:rPr>
-        <w:t>नए नियम में, यीशु ने स्वयं को "चरवाहा" कहा है (</w:t>
-      </w:r>
-      <w:hyperlink r:id="rId85">
-        <w:r>
-          <w:rPr>
-            <w:lang w:val="hi_IN" w:bidi="hi_IN"/>
-          </w:rPr>
-          <w:rPr>
-            <w:color w:val="0000EE"/>
-            <w:u w:val="single"/>
-          </w:rPr>
-          <w:t>मत्ती 25:31–33</w:t>
-        </w:r>
-      </w:hyperlink>
-      <w:r>
-        <w:rPr>
-          <w:lang w:val="hi_IN" w:bidi="hi_IN"/>
-        </w:rPr>
-        <w:t xml:space="preserve">; </w:t>
-      </w:r>
-      <w:hyperlink r:id="rId86">
-        <w:r>
-          <w:rPr>
-            <w:lang w:val="hi_IN" w:bidi="hi_IN"/>
-          </w:rPr>
-          <w:rPr>
-            <w:color w:val="0000EE"/>
-            <w:u w:val="single"/>
-          </w:rPr>
-          <w:t>मर 14:27</w:t>
-        </w:r>
-      </w:hyperlink>
-      <w:r>
-        <w:rPr>
-          <w:lang w:val="hi_IN" w:bidi="hi_IN"/>
-        </w:rPr>
-        <w:t xml:space="preserve">; </w:t>
-      </w:r>
-      <w:hyperlink r:id="rId87">
-        <w:r>
-          <w:rPr>
-            <w:lang w:val="hi_IN" w:bidi="hi_IN"/>
-          </w:rPr>
-          <w:rPr>
-            <w:color w:val="0000EE"/>
-            <w:u w:val="single"/>
-          </w:rPr>
-          <w:t>यूह 10:1–30</w:t>
-        </w:r>
-      </w:hyperlink>
-      <w:r>
-        <w:rPr>
-          <w:lang w:val="hi_IN" w:bidi="hi_IN"/>
-        </w:rPr>
-        <w:t>)। वह "</w:t>
-      </w:r>
-      <w:r>
-        <w:rPr>
-          <w:lang w:val="hi_IN" w:bidi="hi_IN"/>
-        </w:rPr>
-        <w:t>अच्छा चरवाहा</w:t>
-      </w:r>
-      <w:r>
-        <w:rPr>
-          <w:lang w:val="hi_IN" w:bidi="hi_IN"/>
-        </w:rPr>
-        <w:t>" हैं जो भेड़ों के लिए अपना जीवन बलिदान करते हैं (</w:t>
-      </w:r>
-      <w:hyperlink r:id="rId88">
-        <w:r>
-          <w:rPr>
-            <w:lang w:val="hi_IN" w:bidi="hi_IN"/>
-          </w:rPr>
-          <w:rPr>
-            <w:color w:val="0000EE"/>
-            <w:u w:val="single"/>
-          </w:rPr>
-          <w:t>यूह 10:11–18</w:t>
-        </w:r>
-      </w:hyperlink>
-      <w:r>
-        <w:rPr>
-          <w:lang w:val="hi_IN" w:bidi="hi_IN"/>
-        </w:rPr>
-        <w:t xml:space="preserve">; देखें </w:t>
-      </w:r>
-      <w:hyperlink r:id="rId89">
-        <w:r>
-          <w:rPr>
-            <w:lang w:val="hi_IN" w:bidi="hi_IN"/>
-          </w:rPr>
-          <w:rPr>
-            <w:color w:val="0000EE"/>
-            <w:u w:val="single"/>
-          </w:rPr>
-          <w:t>इब्रा 13:20</w:t>
-        </w:r>
-      </w:hyperlink>
-      <w:r>
-        <w:rPr>
-          <w:lang w:val="hi_IN" w:bidi="hi_IN"/>
-        </w:rPr>
-        <w:t xml:space="preserve"> भी)।</w:t>
-      </w:r>
-    </w:p>
-    <w:p>
-      <w:pPr/>
-      <w:r>
-        <w:rPr>
-          <w:lang w:val="hi_IN" w:bidi="hi_IN"/>
-        </w:rPr>
-      </w:r>
-      <w:r>
-        <w:rPr>
-          <w:lang w:val="hi_IN" w:bidi="hi_IN"/>
-        </w:rPr>
-        <w:t>कलीसिया के अगुवे भी चरवाहे के रूप में जाने जाते हैं (</w:t>
-      </w:r>
-      <w:hyperlink r:id="rId90">
-        <w:r>
-          <w:rPr>
-            <w:lang w:val="hi_IN" w:bidi="hi_IN"/>
-          </w:rPr>
-          <w:rPr>
-            <w:color w:val="0000EE"/>
-            <w:u w:val="single"/>
-          </w:rPr>
-          <w:t>इफि 4:11</w:t>
-        </w:r>
-      </w:hyperlink>
-      <w:r>
-        <w:rPr>
-          <w:lang w:val="hi_IN" w:bidi="hi_IN"/>
-        </w:rPr>
-        <w:t>, जिसका अनुवाद "पासबान" के रूप में किया गया है)। परमेश्वर उन्हें कलीसिया को अपनी प्रजा की देखभाल करने के लिए देते हैं जैसे एक चरवाहा भेड़ों की देखभाल करता है, उन्हें परमेश्वर के मार्गों में मार्गदर्शन और शिक्षा देते हैं। उन्हें तब तक वफादार चरवाहे बने रहना चाहिए जब तक यीशु मसीह, "प्रधान चरवाहा," सीधे अपनी प्रजा का नेतृत्व करने के लिए नहीं आते (</w:t>
-      </w:r>
-      <w:hyperlink r:id="rId91">
-        <w:r>
-          <w:rPr>
-            <w:lang w:val="hi_IN" w:bidi="hi_IN"/>
-          </w:rPr>
-          <w:rPr>
-            <w:color w:val="0000EE"/>
-            <w:u w:val="single"/>
-          </w:rPr>
-          <w:t>1 पत 5:1–4</w:t>
-        </w:r>
-      </w:hyperlink>
-      <w:r>
-        <w:rPr>
-          <w:lang w:val="hi_IN" w:bidi="hi_IN"/>
-        </w:rPr>
-        <w:t>)।</w:t>
-      </w:r>
-    </w:p>
-    <w:p>
-      <w:pPr/>
-      <w:r>
-        <w:rPr>
-          <w:lang w:val="hi_IN" w:bidi="hi_IN"/>
-        </w:rPr>
-      </w:r>
-      <w:r>
-        <w:rPr>
-          <w:u w:val="single"/>
-          <w:lang w:val="hi_IN" w:bidi="hi_IN"/>
-        </w:rPr>
-        <w:t>आगे के अध्ययन के लिए अंश</w:t>
-      </w:r>
-    </w:p>
-    <w:p>
-      <w:pPr/>
-      <w:r>
-        <w:rPr>
-          <w:lang w:val="hi_IN" w:bidi="hi_IN"/>
-        </w:rPr>
-      </w:r>
-      <w:hyperlink r:id="rId92">
-        <w:r>
-          <w:rPr>
-            <w:lang w:val="hi_IN" w:bidi="hi_IN"/>
-          </w:rPr>
-          <w:rPr>
-            <w:color w:val="0000EE"/>
-            <w:u w:val="single"/>
-          </w:rPr>
-          <w:t>उत्पत्ति 29:1–10</w:t>
-        </w:r>
-      </w:hyperlink>
-      <w:r>
-        <w:rPr>
-          <w:lang w:val="hi_IN" w:bidi="hi_IN"/>
-        </w:rPr>
-        <w:t xml:space="preserve">; </w:t>
-      </w:r>
-      <w:hyperlink r:id="rId93">
-        <w:r>
-          <w:rPr>
-            <w:lang w:val="hi_IN" w:bidi="hi_IN"/>
-          </w:rPr>
-          <w:rPr>
-            <w:color w:val="0000EE"/>
-            <w:u w:val="single"/>
-          </w:rPr>
-          <w:t>गिनती 27:16–18</w:t>
-        </w:r>
-      </w:hyperlink>
-      <w:r>
-        <w:rPr>
-          <w:lang w:val="hi_IN" w:bidi="hi_IN"/>
-        </w:rPr>
-        <w:t xml:space="preserve">; </w:t>
-      </w:r>
-      <w:hyperlink r:id="rId94">
-        <w:r>
-          <w:rPr>
-            <w:lang w:val="hi_IN" w:bidi="hi_IN"/>
-          </w:rPr>
-          <w:rPr>
-            <w:color w:val="0000EE"/>
-            <w:u w:val="single"/>
-          </w:rPr>
-          <w:t>2 शमूएल 7:7</w:t>
-        </w:r>
-      </w:hyperlink>
-      <w:r>
-        <w:rPr>
-          <w:lang w:val="hi_IN" w:bidi="hi_IN"/>
-        </w:rPr>
-        <w:t xml:space="preserve">; </w:t>
-      </w:r>
-      <w:hyperlink r:id="rId71">
-        <w:r>
-          <w:rPr>
-            <w:lang w:val="hi_IN" w:bidi="hi_IN"/>
-          </w:rPr>
-          <w:rPr>
-            <w:color w:val="0000EE"/>
-            <w:u w:val="single"/>
-          </w:rPr>
-          <w:t>1 राजा 22:17</w:t>
-        </w:r>
-      </w:hyperlink>
-      <w:r>
-        <w:rPr>
-          <w:lang w:val="hi_IN" w:bidi="hi_IN"/>
-        </w:rPr>
-        <w:t xml:space="preserve">; </w:t>
-      </w:r>
-      <w:hyperlink r:id="rId95">
-        <w:r>
-          <w:rPr>
-            <w:lang w:val="hi_IN" w:bidi="hi_IN"/>
-          </w:rPr>
-          <w:rPr>
-            <w:color w:val="0000EE"/>
-            <w:u w:val="single"/>
-          </w:rPr>
-          <w:t>1 इतिहास 11:2</w:t>
-        </w:r>
-      </w:hyperlink>
-      <w:r>
-        <w:rPr>
-          <w:lang w:val="hi_IN" w:bidi="hi_IN"/>
-        </w:rPr>
-        <w:t xml:space="preserve">; </w:t>
-      </w:r>
-      <w:hyperlink r:id="rId96">
-        <w:r>
-          <w:rPr>
-            <w:lang w:val="hi_IN" w:bidi="hi_IN"/>
-          </w:rPr>
-          <w:rPr>
-            <w:color w:val="0000EE"/>
-            <w:u w:val="single"/>
-          </w:rPr>
-          <w:t>भजन संहिता 23:1–6</w:t>
-        </w:r>
-      </w:hyperlink>
-      <w:r>
-        <w:rPr>
-          <w:lang w:val="hi_IN" w:bidi="hi_IN"/>
-        </w:rPr>
-        <w:t xml:space="preserve">; </w:t>
-      </w:r>
-      <w:hyperlink r:id="rId97">
-        <w:r>
-          <w:rPr>
-            <w:lang w:val="hi_IN" w:bidi="hi_IN"/>
-          </w:rPr>
-          <w:rPr>
-            <w:color w:val="0000EE"/>
-            <w:u w:val="single"/>
-          </w:rPr>
-          <w:t>77:20</w:t>
-        </w:r>
-      </w:hyperlink>
-      <w:r>
-        <w:rPr>
-          <w:lang w:val="hi_IN" w:bidi="hi_IN"/>
-        </w:rPr>
-        <w:t xml:space="preserve">; </w:t>
-      </w:r>
-      <w:hyperlink r:id="rId77">
-        <w:r>
-          <w:rPr>
-            <w:lang w:val="hi_IN" w:bidi="hi_IN"/>
-          </w:rPr>
-          <w:rPr>
-            <w:color w:val="0000EE"/>
-            <w:u w:val="single"/>
-          </w:rPr>
-          <w:t>80:1</w:t>
-        </w:r>
-      </w:hyperlink>
-      <w:r>
-        <w:rPr>
-          <w:lang w:val="hi_IN" w:bidi="hi_IN"/>
-        </w:rPr>
-        <w:t xml:space="preserve">; </w:t>
-      </w:r>
-      <w:hyperlink r:id="rId78">
-        <w:r>
-          <w:rPr>
-            <w:lang w:val="hi_IN" w:bidi="hi_IN"/>
-          </w:rPr>
-          <w:rPr>
-            <w:color w:val="0000EE"/>
-            <w:u w:val="single"/>
-          </w:rPr>
-          <w:t>यशायाह 40:11</w:t>
-        </w:r>
-      </w:hyperlink>
-      <w:r>
-        <w:rPr>
-          <w:lang w:val="hi_IN" w:bidi="hi_IN"/>
-        </w:rPr>
-        <w:t xml:space="preserve">; </w:t>
-      </w:r>
-      <w:hyperlink r:id="rId98">
-        <w:r>
-          <w:rPr>
-            <w:lang w:val="hi_IN" w:bidi="hi_IN"/>
-          </w:rPr>
-          <w:rPr>
-            <w:color w:val="0000EE"/>
-            <w:u w:val="single"/>
-          </w:rPr>
-          <w:t>44:28</w:t>
-        </w:r>
-      </w:hyperlink>
-      <w:r>
-        <w:rPr>
-          <w:lang w:val="hi_IN" w:bidi="hi_IN"/>
-        </w:rPr>
-        <w:t xml:space="preserve">; </w:t>
-      </w:r>
-      <w:hyperlink r:id="rId99">
-        <w:r>
-          <w:rPr>
-            <w:lang w:val="hi_IN" w:bidi="hi_IN"/>
-          </w:rPr>
-          <w:rPr>
-            <w:color w:val="0000EE"/>
-            <w:u w:val="single"/>
-          </w:rPr>
-          <w:t>56:10–11</w:t>
-        </w:r>
-      </w:hyperlink>
-      <w:r>
-        <w:rPr>
-          <w:lang w:val="hi_IN" w:bidi="hi_IN"/>
-        </w:rPr>
-        <w:t xml:space="preserve">; </w:t>
-      </w:r>
-      <w:hyperlink r:id="rId72">
-        <w:r>
-          <w:rPr>
-            <w:lang w:val="hi_IN" w:bidi="hi_IN"/>
-          </w:rPr>
-          <w:rPr>
-            <w:color w:val="0000EE"/>
-            <w:u w:val="single"/>
-          </w:rPr>
-          <w:t>यिर्मयाह 10:21</w:t>
-        </w:r>
-      </w:hyperlink>
-      <w:r>
-        <w:rPr>
-          <w:lang w:val="hi_IN" w:bidi="hi_IN"/>
-        </w:rPr>
-        <w:t xml:space="preserve">; </w:t>
-      </w:r>
-      <w:hyperlink r:id="rId100">
-        <w:r>
-          <w:rPr>
-            <w:lang w:val="hi_IN" w:bidi="hi_IN"/>
-          </w:rPr>
-          <w:rPr>
-            <w:color w:val="0000EE"/>
-            <w:u w:val="single"/>
-          </w:rPr>
-          <w:t>25:34–36</w:t>
-        </w:r>
-      </w:hyperlink>
-      <w:r>
-        <w:rPr>
-          <w:lang w:val="hi_IN" w:bidi="hi_IN"/>
-        </w:rPr>
-        <w:t xml:space="preserve">; </w:t>
-      </w:r>
-      <w:hyperlink r:id="rId101">
-        <w:r>
-          <w:rPr>
-            <w:lang w:val="hi_IN" w:bidi="hi_IN"/>
-          </w:rPr>
-          <w:rPr>
-            <w:color w:val="0000EE"/>
-            <w:u w:val="single"/>
-          </w:rPr>
-          <w:t>यहेजकेल 34:1–31</w:t>
-        </w:r>
-      </w:hyperlink>
-      <w:r>
-        <w:rPr>
-          <w:lang w:val="hi_IN" w:bidi="hi_IN"/>
-        </w:rPr>
-        <w:t xml:space="preserve">; </w:t>
-      </w:r>
-      <w:hyperlink r:id="rId102">
-        <w:r>
-          <w:rPr>
-            <w:lang w:val="hi_IN" w:bidi="hi_IN"/>
-          </w:rPr>
-          <w:rPr>
-            <w:color w:val="0000EE"/>
-            <w:u w:val="single"/>
-          </w:rPr>
-          <w:t>मीका 7:14</w:t>
-        </w:r>
-      </w:hyperlink>
-      <w:r>
-        <w:rPr>
-          <w:lang w:val="hi_IN" w:bidi="hi_IN"/>
-        </w:rPr>
-        <w:t xml:space="preserve">; </w:t>
-      </w:r>
-      <w:hyperlink r:id="rId103">
-        <w:r>
-          <w:rPr>
-            <w:lang w:val="hi_IN" w:bidi="hi_IN"/>
-          </w:rPr>
-          <w:rPr>
-            <w:color w:val="0000EE"/>
-            <w:u w:val="single"/>
-          </w:rPr>
-          <w:t>जकर्याह 10:2b–3</w:t>
-        </w:r>
-      </w:hyperlink>
-      <w:r>
-        <w:rPr>
-          <w:lang w:val="hi_IN" w:bidi="hi_IN"/>
-        </w:rPr>
-        <w:t xml:space="preserve">; </w:t>
-      </w:r>
-      <w:hyperlink r:id="rId104">
-        <w:r>
-          <w:rPr>
-            <w:lang w:val="hi_IN" w:bidi="hi_IN"/>
-          </w:rPr>
-          <w:rPr>
-            <w:color w:val="0000EE"/>
-            <w:u w:val="single"/>
-          </w:rPr>
-          <w:t>11:4–17</w:t>
-        </w:r>
-      </w:hyperlink>
-      <w:r>
-        <w:rPr>
-          <w:lang w:val="hi_IN" w:bidi="hi_IN"/>
-        </w:rPr>
-        <w:t xml:space="preserve">; </w:t>
-      </w:r>
-      <w:hyperlink r:id="rId105">
-        <w:r>
-          <w:rPr>
-            <w:lang w:val="hi_IN" w:bidi="hi_IN"/>
-          </w:rPr>
-          <w:rPr>
-            <w:color w:val="0000EE"/>
-            <w:u w:val="single"/>
-          </w:rPr>
-          <w:t>13:7</w:t>
-        </w:r>
-      </w:hyperlink>
-      <w:r>
-        <w:rPr>
-          <w:lang w:val="hi_IN" w:bidi="hi_IN"/>
-        </w:rPr>
-        <w:t xml:space="preserve">; </w:t>
-      </w:r>
-      <w:hyperlink r:id="rId106">
-        <w:r>
-          <w:rPr>
-            <w:lang w:val="hi_IN" w:bidi="hi_IN"/>
-          </w:rPr>
-          <w:rPr>
-            <w:color w:val="0000EE"/>
-            <w:u w:val="single"/>
-          </w:rPr>
-          <w:t>मत्ती 2:6</w:t>
-        </w:r>
-      </w:hyperlink>
-      <w:r>
-        <w:rPr>
-          <w:lang w:val="hi_IN" w:bidi="hi_IN"/>
-        </w:rPr>
-        <w:t xml:space="preserve">; </w:t>
-      </w:r>
-      <w:hyperlink r:id="rId107">
-        <w:r>
-          <w:rPr>
-            <w:lang w:val="hi_IN" w:bidi="hi_IN"/>
-          </w:rPr>
-          <w:rPr>
-            <w:color w:val="0000EE"/>
-            <w:u w:val="single"/>
-          </w:rPr>
-          <w:t>18:12–14</w:t>
-        </w:r>
-      </w:hyperlink>
-      <w:r>
-        <w:rPr>
-          <w:lang w:val="hi_IN" w:bidi="hi_IN"/>
-        </w:rPr>
-        <w:t xml:space="preserve">; </w:t>
-      </w:r>
-      <w:hyperlink r:id="rId108">
-        <w:r>
-          <w:rPr>
-            <w:lang w:val="hi_IN" w:bidi="hi_IN"/>
-          </w:rPr>
-          <w:rPr>
-            <w:color w:val="0000EE"/>
-            <w:u w:val="single"/>
-          </w:rPr>
-          <w:t>26:31</w:t>
-        </w:r>
-      </w:hyperlink>
-      <w:r>
-        <w:rPr>
-          <w:lang w:val="hi_IN" w:bidi="hi_IN"/>
-        </w:rPr>
-        <w:t xml:space="preserve">; </w:t>
-      </w:r>
-      <w:hyperlink r:id="rId109">
-        <w:r>
-          <w:rPr>
-            <w:lang w:val="hi_IN" w:bidi="hi_IN"/>
-          </w:rPr>
-          <w:rPr>
-            <w:color w:val="0000EE"/>
-            <w:u w:val="single"/>
-          </w:rPr>
-          <w:t>यूहन्ना 10:1–16</w:t>
-        </w:r>
-      </w:hyperlink>
-      <w:r>
-        <w:rPr>
-          <w:lang w:val="hi_IN" w:bidi="hi_IN"/>
-        </w:rPr>
-        <w:t xml:space="preserve">; </w:t>
-      </w:r>
-      <w:hyperlink r:id="rId110">
-        <w:r>
-          <w:rPr>
-            <w:lang w:val="hi_IN" w:bidi="hi_IN"/>
-          </w:rPr>
-          <w:rPr>
-            <w:color w:val="0000EE"/>
-            <w:u w:val="single"/>
-          </w:rPr>
-          <w:t>1 पतरस 2:25</w:t>
-        </w:r>
-      </w:hyperlink>
-      <w:r>
-        <w:rPr>
-          <w:lang w:val="hi_IN" w:bidi="hi_IN"/>
-        </w:rPr>
-        <w:t xml:space="preserve">; </w:t>
-      </w:r>
-      <w:hyperlink r:id="rId91">
-        <w:r>
-          <w:rPr>
-            <w:lang w:val="hi_IN" w:bidi="hi_IN"/>
-          </w:rPr>
-          <w:rPr>
-            <w:color w:val="0000EE"/>
-            <w:u w:val="single"/>
-          </w:rPr>
-          <w:t>5:1–4</w:t>
-        </w:r>
-      </w:hyperlink>
-      <w:r>
-        <w:rPr>
-          <w:lang w:val="hi_IN" w:bidi="hi_IN"/>
-        </w:rPr>
-        <w:t xml:space="preserve">; </w:t>
-      </w:r>
-      <w:hyperlink r:id="rId111">
-        <w:r>
-          <w:rPr>
-            <w:lang w:val="hi_IN" w:bidi="hi_IN"/>
-          </w:rPr>
-          <w:rPr>
-            <w:color w:val="0000EE"/>
-            <w:u w:val="single"/>
-          </w:rPr>
-          <w:t>यहूदा 1:12</w:t>
-        </w:r>
-      </w:hyperlink>
-      <w:r>
-        <w:rPr>
-          <w:lang w:val="hi_IN" w:bidi="hi_IN"/>
-        </w:rPr>
-        <w:t xml:space="preserve">; </w:t>
-      </w:r>
-      <w:hyperlink r:id="rId112">
-        <w:r>
-          <w:rPr>
-            <w:lang w:val="hi_IN" w:bidi="hi_IN"/>
-          </w:rPr>
-          <w:rPr>
-            <w:color w:val="0000EE"/>
-            <w:u w:val="single"/>
-          </w:rPr>
-          <w:t>प्रकाशितवाक्य 7:17</w:t>
-        </w:r>
-      </w:hyperlink>
-      <w:r>
-        <w:rPr>
-          <w:lang w:val="hi_IN" w:bidi="hi_IN"/>
-        </w:rPr>
-      </w:r>
-      <w:r>
-        <w:rPr>
-          <w:lang w:val="hi_IN" w:bidi="hi_IN"/>
-        </w:rPr>
-      </w:r>
-    </w:p>
-    <w:p>
-      <w:pPr/>
-      <w:r>
-        <w:rPr>
-          <w:lang w:val="hi_IN" w:bidi="hi_IN"/>
-        </w:rPr>
-      </w:r>
-    </w:p>
-    <w:p>
-      <w:pPr>
-        <w:pStyle w:val="Heading2"/>
-      </w:pPr>
-      <w:r>
-        <w:rPr>
-          <w:lang w:val="hi_IN" w:bidi="hi_IN"/>
-        </w:rPr>
-        <w:t>चार विश्व साम्राज्य</w:t>
-      </w:r>
-      <w:r>
-        <w:rPr>
-          <w:lang w:val="hi_IN" w:bidi="hi_IN"/>
-        </w:rPr>
-      </w:r>
-    </w:p>
-    <w:p>
-      <w:pPr/>
-      <w:r>
-        <w:rPr>
-          <w:lang w:val="hi_IN" w:bidi="hi_IN"/>
-        </w:rPr>
-      </w:r>
-      <w:r>
-        <w:rPr>
-          <w:lang w:val="hi_IN" w:bidi="hi_IN"/>
-        </w:rPr>
-        <w:t xml:space="preserve">दानिय्येल की पुस्तक दो महत्वपूर्ण दर्शनों का वर्णन करती है जो यह दर्शाते हैं कि परमेश्वर पूरे इतिहास पर कैसे शासन करते हैं। बेबीलोन के राजा नबूकदनेस्सर ने पहला दर्शन देखा (अध्याय </w:t>
-      </w:r>
-      <w:hyperlink r:id="rId113">
-        <w:r>
-          <w:rPr>
-            <w:lang w:val="hi_IN" w:bidi="hi_IN"/>
-          </w:rPr>
-          <w:rPr>
-            <w:color w:val="0000EE"/>
-            <w:u w:val="single"/>
-          </w:rPr>
-          <w:t>2</w:t>
-        </w:r>
-      </w:hyperlink>
-      <w:r>
-        <w:rPr>
-          <w:lang w:val="hi_IN" w:bidi="hi_IN"/>
-        </w:rPr>
-        <w:t xml:space="preserve">), और भविष्यद्वक्ता दानिय्येल ने एक समान दर्शन देखा (अध्याय </w:t>
-      </w:r>
-      <w:hyperlink r:id="rId114">
-        <w:r>
-          <w:rPr>
-            <w:lang w:val="hi_IN" w:bidi="hi_IN"/>
-          </w:rPr>
-          <w:rPr>
-            <w:color w:val="0000EE"/>
-            <w:u w:val="single"/>
-          </w:rPr>
-          <w:t>7</w:t>
-        </w:r>
-      </w:hyperlink>
-      <w:r>
-        <w:rPr>
-          <w:lang w:val="hi_IN" w:bidi="hi_IN"/>
-        </w:rPr>
-        <w:t>)। प्रत्येक दर्शन विश्व के चार राज्यों को दिखाता है।</w:t>
-      </w:r>
-    </w:p>
-    <w:p>
-      <w:pPr/>
-      <w:r>
-        <w:rPr>
-          <w:lang w:val="hi_IN" w:bidi="hi_IN"/>
-        </w:rPr>
-      </w:r>
-      <w:r>
-        <w:rPr>
-          <w:lang w:val="hi_IN" w:bidi="hi_IN"/>
-        </w:rPr>
-        <w:t xml:space="preserve">लोगों ने कभी-कभी इस बारे में असहमति जताई है कि ये </w:t>
-      </w:r>
-      <w:r>
-        <w:rPr>
-          <w:lang w:val="hi_IN" w:bidi="hi_IN"/>
-        </w:rPr>
-        <w:t>दृष्टान्त</w:t>
-      </w:r>
-      <w:r>
-        <w:rPr>
-          <w:b/>
-          <w:lang w:val="hi_IN" w:bidi="hi_IN"/>
-        </w:rPr>
-        <w:t xml:space="preserve"> </w:t>
-      </w:r>
-      <w:r>
-        <w:rPr>
-          <w:lang w:val="hi_IN" w:bidi="hi_IN"/>
-        </w:rPr>
-        <w:t>किन राजाओं का वर्णन करते हैं, लेकिन इतिहास में कई महत्वपूर्ण शिक्षकों ने एक ही समझ साझा की है। हिप्पोलिटस (ई. 170–236), एक प्रारम्भिक मसीही शिक्षक (या "कलीसियापिता"), ने चार राजाओं की पहचान इस प्रकार की:</w:t>
-      </w:r>
-    </w:p>
-    <w:p>
-      <w:pPr>
-        <w:pStyle w:val="ListBullet"/>
-        <w:spacing w:line="240" w:lineRule="auto"/>
-        <w:ind w:left="720"/>
-      </w:pPr>
-      <w:r>
-        <w:rPr>
-          <w:lang w:val="hi_IN" w:bidi="hi_IN"/>
-        </w:rPr>
-      </w:r>
-      <w:r>
-        <w:rPr>
-          <w:lang w:val="hi_IN" w:bidi="hi_IN"/>
-        </w:rPr>
-        <w:t>बेबीलोन,</w:t>
-      </w:r>
-    </w:p>
-    <w:p>
-      <w:pPr>
-        <w:pStyle w:val="ListBullet"/>
-        <w:spacing w:line="240" w:lineRule="auto"/>
-        <w:ind w:left="720"/>
-      </w:pPr>
-      <w:r>
-        <w:rPr>
-          <w:lang w:val="hi_IN" w:bidi="hi_IN"/>
-        </w:rPr>
-      </w:r>
-      <w:r>
-        <w:rPr>
-          <w:lang w:val="hi_IN" w:bidi="hi_IN"/>
-        </w:rPr>
-        <w:t>मादियों और फारसियों,</w:t>
-      </w:r>
-    </w:p>
-    <w:p>
-      <w:pPr>
-        <w:pStyle w:val="ListBullet"/>
-        <w:spacing w:line="240" w:lineRule="auto"/>
-        <w:ind w:left="720"/>
-      </w:pPr>
-      <w:r>
-        <w:rPr>
-          <w:lang w:val="hi_IN" w:bidi="hi_IN"/>
-        </w:rPr>
-      </w:r>
-      <w:r>
-        <w:rPr>
-          <w:lang w:val="hi_IN" w:bidi="hi_IN"/>
-        </w:rPr>
-        <w:t>यूनान, और</w:t>
-      </w:r>
-    </w:p>
-    <w:p>
-      <w:pPr>
-        <w:pStyle w:val="ListBullet"/>
-        <w:spacing w:line="240" w:lineRule="auto"/>
-        <w:ind w:left="720"/>
-      </w:pPr>
-      <w:r>
-        <w:rPr>
-          <w:lang w:val="hi_IN" w:bidi="hi_IN"/>
-        </w:rPr>
-      </w:r>
-      <w:r>
-        <w:rPr>
-          <w:lang w:val="hi_IN" w:bidi="hi_IN"/>
-        </w:rPr>
-        <w:t>रोम।</w:t>
-      </w:r>
-    </w:p>
-    <w:p>
-      <w:pPr/>
-      <w:r>
-        <w:rPr>
-          <w:lang w:val="hi_IN" w:bidi="hi_IN"/>
-        </w:rPr>
-      </w:r>
-      <w:r>
-        <w:rPr>
-          <w:lang w:val="hi_IN" w:bidi="hi_IN"/>
-        </w:rPr>
-        <w:t>कैसरिया के यूसेबियस (ई. 260–340), एक अन्य कलीसियापिता और इतिहासकार ने कहा कि पहला राज्य अश्शूर था (जिसने बेबीलोन पर शासन किया था)। हालांकि, बाद में उन्होंने हिप्पोलिटस के दृष्टिकोण से सहमति व्यक्त की। अन्य प्रारम्भिक मसीही शिक्षक भी इस समझ को स्वीकार करते थे। बाद में, दो अन्य कलीसियापिता, जेरोम और ऑगस्टिन, ने भी इसी व्याख्या से सहमति व्यक्त की। आज भी कई बाइबिल शिक्षक चार राज्यों के इस दृष्टिकोण को स्वीकार करते हैं।</w:t>
-      </w:r>
-    </w:p>
-    <w:p>
-      <w:pPr/>
-      <w:r>
-        <w:rPr>
-          <w:lang w:val="hi_IN" w:bidi="hi_IN"/>
-        </w:rPr>
-      </w:r>
-      <w:r>
-        <w:rPr>
-          <w:lang w:val="hi_IN" w:bidi="hi_IN"/>
-        </w:rPr>
-        <w:t>प्राचीन समय में और आज भी, कुछ लोग तर्क देते हैं कि यूनान चौथा साम्राज्य है। वे मादियों और फारस को अलग-अलग राज्य मानते हैं। ये शिक्षक अक्सर इस पर विश्वास करते हैं क्योंकि उनका मानना है कि दानिय्येल की पुस्तक रोमी साम्राज्य के अस्तित्व में आने से पहले लिखी गई थी और भविष्य की घटनाओं की भविष्यवाणी नहीं कर सकती थी। हालांकि, लोग आमतौर पर मादियों और फारस को एक ही साम्राज्य मानते हैं। जब राजा कुस्रू द्वितीय ने 539 ई.पू. में बेबीलोन पर विजय प्राप्त की, तब तक फारसियों ने अधिकांश मादी राज्य को अपने में मिला लिया था।</w:t>
-      </w:r>
-    </w:p>
-    <w:p>
-      <w:pPr/>
-      <w:r>
-        <w:rPr>
-          <w:lang w:val="hi_IN" w:bidi="hi_IN"/>
-        </w:rPr>
-      </w:r>
-      <w:r>
-        <w:rPr>
-          <w:lang w:val="hi_IN" w:bidi="hi_IN"/>
-        </w:rPr>
-        <w:t xml:space="preserve">लोग आमतौर पर रोम को चौथा राज्य मानते हैं। लेकिन दर्शन में वर्णित दुष्ट और अमानवीय गुण ऐतिहासिक रोमी साम्राज्य से परे जाते हैं। यह दर्शन संसार और इसकी सरकारों का एक दृष्टिकोण दिखाते हैं। परमेश्वर का राज्य सब कुछ नष्ट कर देगा और उनकी जगह ले लेगा। यह "एक पत्थर ... </w:t>
-      </w:r>
-      <w:r>
-        <w:rPr>
-          <w:lang w:val="hi_IN" w:bidi="hi_IN"/>
-        </w:rPr>
-        <w:t>उखड़कर</w:t>
-      </w:r>
-      <w:r>
-        <w:rPr>
-          <w:lang w:val="hi_IN" w:bidi="hi_IN"/>
-        </w:rPr>
-        <w:t>" (</w:t>
-      </w:r>
-      <w:hyperlink r:id="rId115">
-        <w:r>
-          <w:rPr>
-            <w:lang w:val="hi_IN" w:bidi="hi_IN"/>
-          </w:rPr>
-          <w:rPr>
-            <w:color w:val="0000EE"/>
-            <w:u w:val="single"/>
-          </w:rPr>
-          <w:t>दानि 2:34</w:t>
-        </w:r>
-      </w:hyperlink>
-      <w:r>
-        <w:rPr>
-          <w:lang w:val="hi_IN" w:bidi="hi_IN"/>
-        </w:rPr>
-        <w:t xml:space="preserve">)। अध्याय </w:t>
-      </w:r>
-      <w:hyperlink r:id="rId113">
-        <w:r>
-          <w:rPr>
-            <w:lang w:val="hi_IN" w:bidi="hi_IN"/>
-          </w:rPr>
-          <w:rPr>
-            <w:color w:val="0000EE"/>
-            <w:u w:val="single"/>
-          </w:rPr>
-          <w:t>2</w:t>
-        </w:r>
-      </w:hyperlink>
-      <w:r>
-        <w:rPr>
-          <w:lang w:val="hi_IN" w:bidi="hi_IN"/>
-        </w:rPr>
-        <w:t xml:space="preserve"> में, मूर्ति की धातुएँ कम मूल्यवान हो जाती हैं, जबकि अध्याय </w:t>
-      </w:r>
-      <w:hyperlink r:id="rId114">
-        <w:r>
-          <w:rPr>
-            <w:lang w:val="hi_IN" w:bidi="hi_IN"/>
-          </w:rPr>
-          <w:rPr>
-            <w:color w:val="0000EE"/>
-            <w:u w:val="single"/>
-          </w:rPr>
-          <w:t>7</w:t>
-        </w:r>
-      </w:hyperlink>
-      <w:r>
-        <w:rPr>
-          <w:lang w:val="hi_IN" w:bidi="hi_IN"/>
-        </w:rPr>
-        <w:t xml:space="preserve"> में, पशु की छवि अधिक भयंकर और हिंसक हो जाती है। ये विशेषताएँ समय के साथ मानव सभ्यता में गिरावट दिखाती हैं, जबकि परमेश्वर का राज्य शक्ति और आकार में बढ़ता है (</w:t>
-      </w:r>
-      <w:hyperlink r:id="rId116">
-        <w:r>
-          <w:rPr>
-            <w:lang w:val="hi_IN" w:bidi="hi_IN"/>
-          </w:rPr>
-          <w:rPr>
-            <w:color w:val="0000EE"/>
-            <w:u w:val="single"/>
-          </w:rPr>
-          <w:t>2:35</w:t>
-        </w:r>
-      </w:hyperlink>
-      <w:r>
-        <w:rPr>
-          <w:lang w:val="hi_IN" w:bidi="hi_IN"/>
-        </w:rPr>
-        <w:t>)।</w:t>
-      </w:r>
-    </w:p>
-    <w:p>
-      <w:pPr/>
-      <w:r>
-        <w:rPr>
-          <w:lang w:val="hi_IN" w:bidi="hi_IN"/>
-        </w:rPr>
-      </w:r>
-      <w:r>
-        <w:rPr>
-          <w:u w:val="single"/>
-          <w:lang w:val="hi_IN" w:bidi="hi_IN"/>
-        </w:rPr>
-        <w:t>आगे के अध्ययन के लिए अंश</w:t>
-      </w:r>
-    </w:p>
-    <w:p>
-      <w:pPr/>
-      <w:r>
-        <w:rPr>
-          <w:lang w:val="hi_IN" w:bidi="hi_IN"/>
-        </w:rPr>
-      </w:r>
-      <w:hyperlink r:id="rId113">
-        <w:r>
-          <w:rPr>
-            <w:lang w:val="hi_IN" w:bidi="hi_IN"/>
-          </w:rPr>
-          <w:rPr>
-            <w:color w:val="0000EE"/>
-            <w:u w:val="single"/>
-          </w:rPr>
-          <w:t>दानिय्येल 2:1–49</w:t>
-        </w:r>
-      </w:hyperlink>
-      <w:r>
-        <w:rPr>
-          <w:lang w:val="hi_IN" w:bidi="hi_IN"/>
-        </w:rPr>
-        <w:t xml:space="preserve">; </w:t>
-      </w:r>
-      <w:hyperlink r:id="rId114">
-        <w:r>
-          <w:rPr>
-            <w:lang w:val="hi_IN" w:bidi="hi_IN"/>
-          </w:rPr>
-          <w:rPr>
-            <w:color w:val="0000EE"/>
-            <w:u w:val="single"/>
-          </w:rPr>
-          <w:t>7:1–28</w:t>
+          <w:t>20:10</w:t>
         </w:r>
       </w:hyperlink>
       <w:r>
@@ -4925,12 +2846,6 @@
   </w:num>
   <w:num w:numId="13" w16cid:durableId="592781308">
     <w:abstractNumId w:val="11"/>
-  </w:num>
-  <w:num w:numId="14">
-    <w:abstractNumId w:val="3"/>
-    <w:lvlOverride w:ilvl="0">
-      <w:startOverride w:val="1"/>
-    </w:lvlOverride>
   </w:num>
   <w:numIdMacAtCleanup w:val="10"/>
 </w:numbering>

--- a/hin/docx/012.content.docx
+++ b/hin/docx/012.content.docx
@@ -19,7 +19,7 @@
         <w:rPr>
           <w:lang w:val="hi_IN" w:bidi="hi_IN"/>
         </w:rPr>
-        <w:t>Resource: Tyndale Open Study Notes</w:t>
+        <w:t>Resource: Aquifer Open Study Notes (Themes)</w:t>
       </w:r>
       <w:r>
         <w:rPr>
@@ -112,7 +112,7 @@
         <w:rPr>
           <w:lang w:val="hi_IN" w:bidi="hi_IN"/>
         </w:rPr>
-        <w:t>Tyndale Open Study Notes</w:t>
+        <w:t>Aquifer Open Study Notes (Themes)</w:t>
       </w:r>
     </w:p>
     <w:p>

--- a/hin/docx/012.content.docx
+++ b/hin/docx/012.content.docx
@@ -261,126 +261,84 @@
         </w:rPr>
         <w:t xml:space="preserve">छोटा सींग क्या है या कौन है? </w:t>
       </w:r>
-      <w:hyperlink r:id="rId13">
-        <w:r>
-          <w:rPr>
-            <w:lang w:val="hi_IN" w:bidi="hi_IN"/>
-          </w:rPr>
-          <w:rPr>
-            <w:color w:val="0000EE"/>
-            <w:u w:val="single"/>
-          </w:rPr>
-          <w:t>दानिय्येल 7:8</w:t>
-        </w:r>
-      </w:hyperlink>
+      <w:r>
+        <w:rPr>
+          <w:lang w:val="hi_IN" w:bidi="hi_IN"/>
+        </w:rPr>
+        <w:t>दानिय्येल 7:8</w:t>
+      </w:r>
       <w:r>
         <w:rPr>
           <w:lang w:val="hi_IN" w:bidi="hi_IN"/>
         </w:rPr>
         <w:t xml:space="preserve"> में छोटा सींग </w:t>
       </w:r>
-      <w:hyperlink r:id="rId14">
-        <w:r>
-          <w:rPr>
-            <w:lang w:val="hi_IN" w:bidi="hi_IN"/>
-          </w:rPr>
-          <w:rPr>
-            <w:color w:val="0000EE"/>
-            <w:u w:val="single"/>
-          </w:rPr>
-          <w:t>9:27</w:t>
-        </w:r>
-      </w:hyperlink>
+      <w:r>
+        <w:rPr>
+          <w:lang w:val="hi_IN" w:bidi="hi_IN"/>
+        </w:rPr>
+        <w:t>9:27</w:t>
+      </w:r>
       <w:r>
         <w:rPr>
           <w:lang w:val="hi_IN" w:bidi="hi_IN"/>
         </w:rPr>
         <w:t xml:space="preserve"> और </w:t>
       </w:r>
-      <w:hyperlink r:id="rId15">
-        <w:r>
-          <w:rPr>
-            <w:lang w:val="hi_IN" w:bidi="hi_IN"/>
-          </w:rPr>
-          <w:rPr>
-            <w:color w:val="0000EE"/>
-            <w:u w:val="single"/>
-          </w:rPr>
-          <w:t>11:40–45</w:t>
-        </w:r>
-      </w:hyperlink>
+      <w:r>
+        <w:rPr>
+          <w:lang w:val="hi_IN" w:bidi="hi_IN"/>
+        </w:rPr>
+        <w:t>11:40–45</w:t>
+      </w:r>
       <w:r>
         <w:rPr>
           <w:lang w:val="hi_IN" w:bidi="hi_IN"/>
         </w:rPr>
         <w:t xml:space="preserve"> में दुष्ट व्यक्तियों से जुड़ा हुआ है। अंतिओकस IV एपिफेनस में </w:t>
       </w:r>
-      <w:hyperlink r:id="rId13">
-        <w:r>
-          <w:rPr>
-            <w:lang w:val="hi_IN" w:bidi="hi_IN"/>
-          </w:rPr>
-          <w:rPr>
-            <w:color w:val="0000EE"/>
-            <w:u w:val="single"/>
-          </w:rPr>
-          <w:t>7:8</w:t>
-        </w:r>
-      </w:hyperlink>
+      <w:r>
+        <w:rPr>
+          <w:lang w:val="hi_IN" w:bidi="hi_IN"/>
+        </w:rPr>
+        <w:t>7:8</w:t>
+      </w:r>
       <w:r>
         <w:rPr>
           <w:lang w:val="hi_IN" w:bidi="hi_IN"/>
         </w:rPr>
         <w:t xml:space="preserve"> के छोटे सींग के जैसी कुछ विशेषताएँ पाई जाती हैं, लेकिन वे समान नहीं हैं (</w:t>
       </w:r>
-      <w:hyperlink r:id="rId16">
-        <w:r>
-          <w:rPr>
-            <w:lang w:val="hi_IN" w:bidi="hi_IN"/>
-          </w:rPr>
-          <w:rPr>
-            <w:color w:val="0000EE"/>
-            <w:u w:val="single"/>
-          </w:rPr>
-          <w:t>8:9–14</w:t>
-        </w:r>
-      </w:hyperlink>
+      <w:r>
+        <w:rPr>
+          <w:lang w:val="hi_IN" w:bidi="hi_IN"/>
+        </w:rPr>
+        <w:t>8:9–14</w:t>
+      </w:r>
       <w:r>
         <w:rPr>
           <w:lang w:val="hi_IN" w:bidi="hi_IN"/>
         </w:rPr>
         <w:t xml:space="preserve">, </w:t>
       </w:r>
-      <w:hyperlink r:id="rId17">
-        <w:r>
-          <w:rPr>
-            <w:lang w:val="hi_IN" w:bidi="hi_IN"/>
-          </w:rPr>
-          <w:rPr>
-            <w:color w:val="0000EE"/>
-            <w:u w:val="single"/>
-          </w:rPr>
-          <w:t>23–25</w:t>
-        </w:r>
-      </w:hyperlink>
+      <w:r>
+        <w:rPr>
+          <w:lang w:val="hi_IN" w:bidi="hi_IN"/>
+        </w:rPr>
+        <w:t>23–25</w:t>
+      </w:r>
       <w:r>
         <w:rPr>
           <w:lang w:val="hi_IN" w:bidi="hi_IN"/>
         </w:rPr>
         <w:t xml:space="preserve">; </w:t>
       </w:r>
-      <w:hyperlink r:id="rId18">
-        <w:r>
-          <w:rPr>
-            <w:lang w:val="hi_IN" w:bidi="hi_IN"/>
-          </w:rPr>
-          <w:rPr>
-            <w:color w:val="0000EE"/>
-            <w:u w:val="single"/>
-          </w:rPr>
-          <w:t>11:21–39</w:t>
-        </w:r>
-      </w:hyperlink>
+      <w:r>
+        <w:rPr>
+          <w:lang w:val="hi_IN" w:bidi="hi_IN"/>
+        </w:rPr>
+        <w:t>11:21–39</w:t>
+      </w:r>
       <w:r>
         <w:rPr>
           <w:lang w:val="hi_IN" w:bidi="hi_IN"/>
@@ -415,180 +373,120 @@
         </w:rPr>
         <w:t xml:space="preserve">कुछ लोग उस छोटे सींग को परमेश्वर और उसके लोगों का विरोध करने वाली बुराई का प्रतीक मानते हैं। कुछ व्याख्याकार मानते हैं कि इस दर्शन को कोई एक व्यक्ति पूरा नहीं करेगा। इसके बजाय, वे मानते हैं कि यह संसार में बुरी शक्तियों का प्रतिनिधित्व करता है। अन्य लोग मानते हैं कि मसीह विरोधी पहले ही प्रगट हो चुका है। नया नियम इस विचार का सुझाव देता है कि मसीह विरोधी के विचार की एक अन्तिम पूर्ति होगी (देखें </w:t>
       </w:r>
-      <w:hyperlink r:id="rId19">
-        <w:r>
-          <w:rPr>
-            <w:lang w:val="hi_IN" w:bidi="hi_IN"/>
-          </w:rPr>
-          <w:rPr>
-            <w:color w:val="0000EE"/>
-            <w:u w:val="single"/>
-          </w:rPr>
-          <w:t>2 थिस्स 2:3–12</w:t>
-        </w:r>
-      </w:hyperlink>
+      <w:r>
+        <w:rPr>
+          <w:lang w:val="hi_IN" w:bidi="hi_IN"/>
+        </w:rPr>
+        <w:t>2 थिस्स 2:3–12</w:t>
+      </w:r>
       <w:r>
         <w:rPr>
           <w:lang w:val="hi_IN" w:bidi="hi_IN"/>
         </w:rPr>
         <w:t xml:space="preserve">; </w:t>
       </w:r>
-      <w:hyperlink r:id="rId20">
-        <w:r>
-          <w:rPr>
-            <w:lang w:val="hi_IN" w:bidi="hi_IN"/>
-          </w:rPr>
-          <w:rPr>
-            <w:color w:val="0000EE"/>
-            <w:u w:val="single"/>
-          </w:rPr>
-          <w:t>1 यूह 2:18</w:t>
-        </w:r>
-      </w:hyperlink>
+      <w:r>
+        <w:rPr>
+          <w:lang w:val="hi_IN" w:bidi="hi_IN"/>
+        </w:rPr>
+        <w:t>1 यूह 2:18</w:t>
+      </w:r>
       <w:r>
         <w:rPr>
           <w:lang w:val="hi_IN" w:bidi="hi_IN"/>
         </w:rPr>
         <w:t xml:space="preserve">; </w:t>
       </w:r>
-      <w:hyperlink r:id="rId21">
-        <w:r>
-          <w:rPr>
-            <w:lang w:val="hi_IN" w:bidi="hi_IN"/>
-          </w:rPr>
-          <w:rPr>
-            <w:color w:val="0000EE"/>
-            <w:u w:val="single"/>
-          </w:rPr>
-          <w:t>4:3</w:t>
-        </w:r>
-      </w:hyperlink>
+      <w:r>
+        <w:rPr>
+          <w:lang w:val="hi_IN" w:bidi="hi_IN"/>
+        </w:rPr>
+        <w:t>4:3</w:t>
+      </w:r>
       <w:r>
         <w:rPr>
           <w:lang w:val="hi_IN" w:bidi="hi_IN"/>
         </w:rPr>
         <w:t xml:space="preserve">; </w:t>
       </w:r>
-      <w:hyperlink r:id="rId22">
-        <w:r>
-          <w:rPr>
-            <w:lang w:val="hi_IN" w:bidi="hi_IN"/>
-          </w:rPr>
-          <w:rPr>
-            <w:color w:val="0000EE"/>
-            <w:u w:val="single"/>
-          </w:rPr>
-          <w:t>2 यूह 1:7</w:t>
-        </w:r>
-      </w:hyperlink>
+      <w:r>
+        <w:rPr>
+          <w:lang w:val="hi_IN" w:bidi="hi_IN"/>
+        </w:rPr>
+        <w:t>2 यूह 1:7</w:t>
+      </w:r>
       <w:r>
         <w:rPr>
           <w:lang w:val="hi_IN" w:bidi="hi_IN"/>
         </w:rPr>
         <w:t xml:space="preserve">; </w:t>
       </w:r>
-      <w:hyperlink r:id="rId23">
-        <w:r>
-          <w:rPr>
-            <w:lang w:val="hi_IN" w:bidi="hi_IN"/>
-          </w:rPr>
-          <w:rPr>
-            <w:color w:val="0000EE"/>
-            <w:u w:val="single"/>
-          </w:rPr>
-          <w:t>प्रका 13:1</w:t>
-        </w:r>
-      </w:hyperlink>
+      <w:r>
+        <w:rPr>
+          <w:lang w:val="hi_IN" w:bidi="hi_IN"/>
+        </w:rPr>
+        <w:t>प्रका 13:1</w:t>
+      </w:r>
       <w:r>
         <w:rPr>
           <w:lang w:val="hi_IN" w:bidi="hi_IN"/>
         </w:rPr>
         <w:t xml:space="preserve">, </w:t>
       </w:r>
-      <w:hyperlink r:id="rId24">
-        <w:r>
-          <w:rPr>
-            <w:lang w:val="hi_IN" w:bidi="hi_IN"/>
-          </w:rPr>
-          <w:rPr>
-            <w:color w:val="0000EE"/>
-            <w:u w:val="single"/>
-          </w:rPr>
-          <w:t>5</w:t>
-        </w:r>
-      </w:hyperlink>
+      <w:r>
+        <w:rPr>
+          <w:lang w:val="hi_IN" w:bidi="hi_IN"/>
+        </w:rPr>
+        <w:t>5</w:t>
+      </w:r>
       <w:r>
         <w:rPr>
           <w:lang w:val="hi_IN" w:bidi="hi_IN"/>
         </w:rPr>
         <w:t xml:space="preserve">; </w:t>
       </w:r>
-      <w:hyperlink r:id="rId25">
-        <w:r>
-          <w:rPr>
-            <w:lang w:val="hi_IN" w:bidi="hi_IN"/>
-          </w:rPr>
-          <w:rPr>
-            <w:color w:val="0000EE"/>
-            <w:u w:val="single"/>
-          </w:rPr>
-          <w:t>16:13–14</w:t>
-        </w:r>
-      </w:hyperlink>
+      <w:r>
+        <w:rPr>
+          <w:lang w:val="hi_IN" w:bidi="hi_IN"/>
+        </w:rPr>
+        <w:t>16:13–14</w:t>
+      </w:r>
       <w:r>
         <w:rPr>
           <w:lang w:val="hi_IN" w:bidi="hi_IN"/>
         </w:rPr>
         <w:t xml:space="preserve">; </w:t>
       </w:r>
-      <w:hyperlink r:id="rId26">
-        <w:r>
-          <w:rPr>
-            <w:lang w:val="hi_IN" w:bidi="hi_IN"/>
-          </w:rPr>
-          <w:rPr>
-            <w:color w:val="0000EE"/>
-            <w:u w:val="single"/>
-          </w:rPr>
-          <w:t>17:11</w:t>
-        </w:r>
-      </w:hyperlink>
+      <w:r>
+        <w:rPr>
+          <w:lang w:val="hi_IN" w:bidi="hi_IN"/>
+        </w:rPr>
+        <w:t>17:11</w:t>
+      </w:r>
       <w:r>
         <w:rPr>
           <w:lang w:val="hi_IN" w:bidi="hi_IN"/>
         </w:rPr>
         <w:t xml:space="preserve">; </w:t>
       </w:r>
-      <w:hyperlink r:id="rId27">
-        <w:r>
-          <w:rPr>
-            <w:lang w:val="hi_IN" w:bidi="hi_IN"/>
-          </w:rPr>
-          <w:rPr>
-            <w:color w:val="0000EE"/>
-            <w:u w:val="single"/>
-          </w:rPr>
-          <w:t>19:20–21</w:t>
-        </w:r>
-      </w:hyperlink>
+      <w:r>
+        <w:rPr>
+          <w:lang w:val="hi_IN" w:bidi="hi_IN"/>
+        </w:rPr>
+        <w:t>19:20–21</w:t>
+      </w:r>
       <w:r>
         <w:rPr>
           <w:lang w:val="hi_IN" w:bidi="hi_IN"/>
         </w:rPr>
         <w:t xml:space="preserve">; </w:t>
       </w:r>
-      <w:hyperlink r:id="rId28">
-        <w:r>
-          <w:rPr>
-            <w:lang w:val="hi_IN" w:bidi="hi_IN"/>
-          </w:rPr>
-          <w:rPr>
-            <w:color w:val="0000EE"/>
-            <w:u w:val="single"/>
-          </w:rPr>
-          <w:t>20:10</w:t>
-        </w:r>
-      </w:hyperlink>
+      <w:r>
+        <w:rPr>
+          <w:lang w:val="hi_IN" w:bidi="hi_IN"/>
+        </w:rPr>
+        <w:t>20:10</w:t>
+      </w:r>
       <w:r>
         <w:rPr>
           <w:lang w:val="hi_IN" w:bidi="hi_IN"/>
@@ -609,54 +507,36 @@
         </w:rPr>
         <w:t>यह छोटा सींग परमेश्वर के लोगों को स्मरण कराता है कि बुराई परमेश्वर और उसके लोगों का तीव्र विरोध करती है। यहाँ उल्लेखित राजा, संसार के राज्यों पर अधिकार कर लेता है (</w:t>
       </w:r>
-      <w:hyperlink r:id="rId13">
-        <w:r>
-          <w:rPr>
-            <w:lang w:val="hi_IN" w:bidi="hi_IN"/>
-          </w:rPr>
-          <w:rPr>
-            <w:color w:val="0000EE"/>
-            <w:u w:val="single"/>
-          </w:rPr>
-          <w:t>दानि 7:8</w:t>
-        </w:r>
-      </w:hyperlink>
+      <w:r>
+        <w:rPr>
+          <w:lang w:val="hi_IN" w:bidi="hi_IN"/>
+        </w:rPr>
+        <w:t>दानि 7:8</w:t>
+      </w:r>
       <w:r>
         <w:rPr>
           <w:lang w:val="hi_IN" w:bidi="hi_IN"/>
         </w:rPr>
         <w:t>)। फिर भी उसकी बुराई की व्यवस्था विजयी नहीं होगी क्योंकि परमेश्वर उस बुराई का नाश कर देंगे। परमेश्वर के लोग इस बात में सांत्वना पा सकते हैं कि बुराई का यह समय अधिक देर तक नहीं रहेगा (</w:t>
       </w:r>
-      <w:hyperlink r:id="rId29">
-        <w:r>
-          <w:rPr>
-            <w:lang w:val="hi_IN" w:bidi="hi_IN"/>
-          </w:rPr>
-          <w:rPr>
-            <w:color w:val="0000EE"/>
-            <w:u w:val="single"/>
-          </w:rPr>
-          <w:t>प्रका 12:12</w:t>
-        </w:r>
-      </w:hyperlink>
+      <w:r>
+        <w:rPr>
+          <w:lang w:val="hi_IN" w:bidi="hi_IN"/>
+        </w:rPr>
+        <w:t>प्रका 12:12</w:t>
+      </w:r>
       <w:r>
         <w:rPr>
           <w:lang w:val="hi_IN" w:bidi="hi_IN"/>
         </w:rPr>
         <w:t>)। परमेश्वर इस दुष्ट राज्य के कार्यों को नाश कर देंगे (</w:t>
       </w:r>
-      <w:hyperlink r:id="rId30">
-        <w:r>
-          <w:rPr>
-            <w:lang w:val="hi_IN" w:bidi="hi_IN"/>
-          </w:rPr>
-          <w:rPr>
-            <w:color w:val="0000EE"/>
-            <w:u w:val="single"/>
-          </w:rPr>
-          <w:t>दानि 7:11–12</w:t>
-        </w:r>
-      </w:hyperlink>
+      <w:r>
+        <w:rPr>
+          <w:lang w:val="hi_IN" w:bidi="hi_IN"/>
+        </w:rPr>
+        <w:t>दानि 7:11–12</w:t>
+      </w:r>
       <w:r>
         <w:rPr>
           <w:lang w:val="hi_IN" w:bidi="hi_IN"/>
@@ -677,54 +557,36 @@
         </w:rPr>
         <w:t xml:space="preserve">परमेश्वर के चुने हुए शासक को, जो "मनुष्य के पुत्र के समान" दिखाई देता है (अर्थात् एक मनुष्य के समान दिखता है), परमेश्वर द्वारा अधिकार दिया गया है (जिन्हें इस दर्शन में "अति प्राचीन" कहा गया है; </w:t>
       </w:r>
-      <w:hyperlink r:id="rId31">
-        <w:r>
-          <w:rPr>
-            <w:lang w:val="hi_IN" w:bidi="hi_IN"/>
-          </w:rPr>
-          <w:rPr>
-            <w:color w:val="0000EE"/>
-            <w:u w:val="single"/>
-          </w:rPr>
-          <w:t>दानि 7:13–14</w:t>
-        </w:r>
-      </w:hyperlink>
+      <w:r>
+        <w:rPr>
+          <w:lang w:val="hi_IN" w:bidi="hi_IN"/>
+        </w:rPr>
+        <w:t>दानि 7:13–14</w:t>
+      </w:r>
       <w:r>
         <w:rPr>
           <w:lang w:val="hi_IN" w:bidi="hi_IN"/>
         </w:rPr>
         <w:t xml:space="preserve">)। वह परमेश्वर की स्वीकृति और सामर्थ से राज्य करेंगे और उनका राज्य सदा बना रहेगा, एक ऐसा राज्य जो अविनाशी होगा। परमेश्वर अपने लोगों को धीरज धरने और विश्वासयोग्य बने रहने के लिए प्रोत्साहित करते हैं। वे एक धार्मिक राज्य की आशा में जीते हैं जहाँ परमेश्वर उनके बीच निवास करेंगे (देखें </w:t>
       </w:r>
-      <w:hyperlink r:id="rId32">
-        <w:r>
-          <w:rPr>
-            <w:lang w:val="hi_IN" w:bidi="hi_IN"/>
-          </w:rPr>
-          <w:rPr>
-            <w:color w:val="0000EE"/>
-            <w:u w:val="single"/>
-          </w:rPr>
-          <w:t>प्रका 21:3</w:t>
-        </w:r>
-      </w:hyperlink>
+      <w:r>
+        <w:rPr>
+          <w:lang w:val="hi_IN" w:bidi="hi_IN"/>
+        </w:rPr>
+        <w:t>प्रका 21:3</w:t>
+      </w:r>
       <w:r>
         <w:rPr>
           <w:lang w:val="hi_IN" w:bidi="hi_IN"/>
         </w:rPr>
         <w:t>)। "सेनाओं के और यहोवा की धुन के द्वारा यह हो जाएगा" (</w:t>
       </w:r>
-      <w:hyperlink r:id="rId33">
-        <w:r>
-          <w:rPr>
-            <w:lang w:val="hi_IN" w:bidi="hi_IN"/>
-          </w:rPr>
-          <w:rPr>
-            <w:color w:val="0000EE"/>
-            <w:u w:val="single"/>
-          </w:rPr>
-          <w:t>यशा 9:7</w:t>
-        </w:r>
-      </w:hyperlink>
+      <w:r>
+        <w:rPr>
+          <w:lang w:val="hi_IN" w:bidi="hi_IN"/>
+        </w:rPr>
+        <w:t>यशा 9:7</w:t>
+      </w:r>
       <w:r>
         <w:rPr>
           <w:lang w:val="hi_IN" w:bidi="hi_IN"/>
@@ -754,198 +616,132 @@
           <w:lang w:val="hi_IN" w:bidi="hi_IN"/>
         </w:rPr>
       </w:r>
-      <w:hyperlink r:id="rId13">
-        <w:r>
-          <w:rPr>
-            <w:lang w:val="hi_IN" w:bidi="hi_IN"/>
-          </w:rPr>
-          <w:rPr>
-            <w:color w:val="0000EE"/>
-            <w:u w:val="single"/>
-          </w:rPr>
-          <w:t>दानिय्येल 7:8</w:t>
-        </w:r>
-      </w:hyperlink>
+      <w:r>
+        <w:rPr>
+          <w:lang w:val="hi_IN" w:bidi="hi_IN"/>
+        </w:rPr>
+        <w:t>दानिय्येल 7:8</w:t>
+      </w:r>
       <w:r>
         <w:rPr>
           <w:lang w:val="hi_IN" w:bidi="hi_IN"/>
         </w:rPr>
         <w:t xml:space="preserve">, </w:t>
       </w:r>
-      <w:hyperlink r:id="rId34">
-        <w:r>
-          <w:rPr>
-            <w:lang w:val="hi_IN" w:bidi="hi_IN"/>
-          </w:rPr>
-          <w:rPr>
-            <w:color w:val="0000EE"/>
-            <w:u w:val="single"/>
-          </w:rPr>
-          <w:t>11</w:t>
-        </w:r>
-      </w:hyperlink>
+      <w:r>
+        <w:rPr>
+          <w:lang w:val="hi_IN" w:bidi="hi_IN"/>
+        </w:rPr>
+        <w:t>11</w:t>
+      </w:r>
       <w:r>
         <w:rPr>
           <w:lang w:val="hi_IN" w:bidi="hi_IN"/>
         </w:rPr>
         <w:t xml:space="preserve">, </w:t>
       </w:r>
-      <w:hyperlink r:id="rId35">
-        <w:r>
-          <w:rPr>
-            <w:lang w:val="hi_IN" w:bidi="hi_IN"/>
-          </w:rPr>
-          <w:rPr>
-            <w:color w:val="0000EE"/>
-            <w:u w:val="single"/>
-          </w:rPr>
-          <w:t>20–21</w:t>
-        </w:r>
-      </w:hyperlink>
+      <w:r>
+        <w:rPr>
+          <w:lang w:val="hi_IN" w:bidi="hi_IN"/>
+        </w:rPr>
+        <w:t>20–21</w:t>
+      </w:r>
       <w:r>
         <w:rPr>
           <w:lang w:val="hi_IN" w:bidi="hi_IN"/>
         </w:rPr>
         <w:t xml:space="preserve">, </w:t>
       </w:r>
-      <w:hyperlink r:id="rId36">
-        <w:r>
-          <w:rPr>
-            <w:lang w:val="hi_IN" w:bidi="hi_IN"/>
-          </w:rPr>
-          <w:rPr>
-            <w:color w:val="0000EE"/>
-            <w:u w:val="single"/>
-          </w:rPr>
-          <w:t>24–26</w:t>
-        </w:r>
-      </w:hyperlink>
+      <w:r>
+        <w:rPr>
+          <w:lang w:val="hi_IN" w:bidi="hi_IN"/>
+        </w:rPr>
+        <w:t>24–26</w:t>
+      </w:r>
       <w:r>
         <w:rPr>
           <w:lang w:val="hi_IN" w:bidi="hi_IN"/>
         </w:rPr>
         <w:t xml:space="preserve">; </w:t>
       </w:r>
-      <w:hyperlink r:id="rId37">
-        <w:r>
-          <w:rPr>
-            <w:lang w:val="hi_IN" w:bidi="hi_IN"/>
-          </w:rPr>
-          <w:rPr>
-            <w:color w:val="0000EE"/>
-            <w:u w:val="single"/>
-          </w:rPr>
-          <w:t>8:9–12</w:t>
-        </w:r>
-      </w:hyperlink>
+      <w:r>
+        <w:rPr>
+          <w:lang w:val="hi_IN" w:bidi="hi_IN"/>
+        </w:rPr>
+        <w:t>8:9–12</w:t>
+      </w:r>
       <w:r>
         <w:rPr>
           <w:lang w:val="hi_IN" w:bidi="hi_IN"/>
         </w:rPr>
         <w:t xml:space="preserve">; </w:t>
       </w:r>
-      <w:hyperlink r:id="rId38">
-        <w:r>
-          <w:rPr>
-            <w:lang w:val="hi_IN" w:bidi="hi_IN"/>
-          </w:rPr>
-          <w:rPr>
-            <w:color w:val="0000EE"/>
-            <w:u w:val="single"/>
-          </w:rPr>
-          <w:t>9:26–27</w:t>
-        </w:r>
-      </w:hyperlink>
+      <w:r>
+        <w:rPr>
+          <w:lang w:val="hi_IN" w:bidi="hi_IN"/>
+        </w:rPr>
+        <w:t>9:26–27</w:t>
+      </w:r>
       <w:r>
         <w:rPr>
           <w:lang w:val="hi_IN" w:bidi="hi_IN"/>
         </w:rPr>
         <w:t xml:space="preserve">; </w:t>
       </w:r>
-      <w:hyperlink r:id="rId39">
-        <w:r>
-          <w:rPr>
-            <w:lang w:val="hi_IN" w:bidi="hi_IN"/>
-          </w:rPr>
-          <w:rPr>
-            <w:color w:val="0000EE"/>
-            <w:u w:val="single"/>
-          </w:rPr>
-          <w:t>मरकुस 13:14</w:t>
-        </w:r>
-      </w:hyperlink>
+      <w:r>
+        <w:rPr>
+          <w:lang w:val="hi_IN" w:bidi="hi_IN"/>
+        </w:rPr>
+        <w:t>मरकुस 13:14</w:t>
+      </w:r>
       <w:r>
         <w:rPr>
           <w:lang w:val="hi_IN" w:bidi="hi_IN"/>
         </w:rPr>
         <w:t xml:space="preserve">; </w:t>
       </w:r>
-      <w:hyperlink r:id="rId40">
-        <w:r>
-          <w:rPr>
-            <w:lang w:val="hi_IN" w:bidi="hi_IN"/>
-          </w:rPr>
-          <w:rPr>
-            <w:color w:val="0000EE"/>
-            <w:u w:val="single"/>
-          </w:rPr>
-          <w:t>2 थिस्सलुनीकियों 2:5–12</w:t>
-        </w:r>
-      </w:hyperlink>
+      <w:r>
+        <w:rPr>
+          <w:lang w:val="hi_IN" w:bidi="hi_IN"/>
+        </w:rPr>
+        <w:t>2 थिस्सलुनीकियों 2:5–12</w:t>
+      </w:r>
       <w:r>
         <w:rPr>
           <w:lang w:val="hi_IN" w:bidi="hi_IN"/>
         </w:rPr>
         <w:t xml:space="preserve">; </w:t>
       </w:r>
-      <w:hyperlink r:id="rId22">
-        <w:r>
-          <w:rPr>
-            <w:lang w:val="hi_IN" w:bidi="hi_IN"/>
-          </w:rPr>
-          <w:rPr>
-            <w:color w:val="0000EE"/>
-            <w:u w:val="single"/>
-          </w:rPr>
-          <w:t>2 यूहन्ना 1:7</w:t>
-        </w:r>
-      </w:hyperlink>
+      <w:r>
+        <w:rPr>
+          <w:lang w:val="hi_IN" w:bidi="hi_IN"/>
+        </w:rPr>
+        <w:t>2 यूहन्ना 1:7</w:t>
+      </w:r>
       <w:r>
         <w:rPr>
           <w:lang w:val="hi_IN" w:bidi="hi_IN"/>
         </w:rPr>
         <w:t xml:space="preserve">; </w:t>
       </w:r>
-      <w:hyperlink r:id="rId41">
-        <w:r>
-          <w:rPr>
-            <w:lang w:val="hi_IN" w:bidi="hi_IN"/>
-          </w:rPr>
-          <w:rPr>
-            <w:color w:val="0000EE"/>
-            <w:u w:val="single"/>
-          </w:rPr>
-          <w:t>प्रकाशितवाक्य 13:1–10</w:t>
-        </w:r>
-      </w:hyperlink>
+      <w:r>
+        <w:rPr>
+          <w:lang w:val="hi_IN" w:bidi="hi_IN"/>
+        </w:rPr>
+        <w:t>प्रकाशितवाक्य 13:1–10</w:t>
+      </w:r>
       <w:r>
         <w:rPr>
           <w:lang w:val="hi_IN" w:bidi="hi_IN"/>
         </w:rPr>
         <w:t xml:space="preserve">; </w:t>
       </w:r>
-      <w:hyperlink r:id="rId28">
-        <w:r>
-          <w:rPr>
-            <w:lang w:val="hi_IN" w:bidi="hi_IN"/>
-          </w:rPr>
-          <w:rPr>
-            <w:color w:val="0000EE"/>
-            <w:u w:val="single"/>
-          </w:rPr>
-          <w:t>20:10</w:t>
-        </w:r>
-      </w:hyperlink>
+      <w:r>
+        <w:rPr>
+          <w:lang w:val="hi_IN" w:bidi="hi_IN"/>
+        </w:rPr>
+        <w:t>20:10</w:t>
+      </w:r>
       <w:r>
         <w:rPr>
           <w:lang w:val="hi_IN" w:bidi="hi_IN"/>
